--- a/TS Jatai Ghanam Project/TS 1.7/TS 1.7 Jatai Malayalam Corrections.docx
+++ b/TS Jatai Ghanam Project/TS 1.7/TS 1.7 Jatai Malayalam Corrections.docx
@@ -187,6 +187,701 @@
       </w:tblGrid>
       <w:tr>
         <w:trPr>
+          <w:trHeight w:val="1183"/>
+        </w:trPr>
+        <w:tc>
+          <w:tcPr>
+            <w:tcW w:w="7401" w:type="dxa"/>
+            <w:tcBorders>
+              <w:top w:val="single" w:sz="4" w:space="0" w:color="000000"/>
+              <w:left w:val="single" w:sz="4" w:space="0" w:color="000000"/>
+              <w:bottom w:val="single" w:sz="4" w:space="0" w:color="000000"/>
+              <w:right w:val="single" w:sz="4" w:space="0" w:color="000000"/>
+            </w:tcBorders>
+          </w:tcPr>
+          <w:p>
+            <w:pPr>
+              <w:widowControl w:val="0"/>
+              <w:autoSpaceDE w:val="0"/>
+              <w:autoSpaceDN w:val="0"/>
+              <w:adjustRightInd w:val="0"/>
+              <w:spacing w:before="0" w:line="240" w:lineRule="auto"/>
+              <w:rPr>
+                <w:rFonts w:ascii="BRH Malayalam Extra" w:hAnsi="BRH Malayalam Extra" w:cs="BRH Malayalam Extra"/>
+                <w:color w:val="000000"/>
+                <w:sz w:val="32"/>
+                <w:szCs w:val="40"/>
+              </w:rPr>
+            </w:pPr>
+            <w:r>
+              <w:rPr>
+                <w:rFonts w:cs="BRH Malayalam Extra"/>
+                <w:color w:val="000000"/>
+                <w:szCs w:val="40"/>
+              </w:rPr>
+              <w:t>23</w:t>
+            </w:r>
+            <w:r>
+              <w:rPr>
+                <w:rFonts w:ascii="BRH Malayalam Extra" w:hAnsi="BRH Malayalam Extra" w:cs="BRH Malayalam Extra"/>
+                <w:color w:val="000000"/>
+                <w:sz w:val="32"/>
+                <w:szCs w:val="40"/>
+              </w:rPr>
+              <w:t>)</w:t>
+            </w:r>
+            <w:r>
+              <w:rPr>
+                <w:rFonts w:ascii="BRH Malayalam Extra" w:hAnsi="BRH Malayalam Extra" w:cs="BRH Malayalam Extra"/>
+                <w:color w:val="000000"/>
+                <w:sz w:val="32"/>
+                <w:szCs w:val="40"/>
+              </w:rPr>
+              <w:tab/>
+            </w:r>
+            <w:r>
+              <w:rPr>
+                <w:rFonts w:cs="BRH Malayalam Extra"/>
+                <w:color w:val="000000"/>
+                <w:szCs w:val="40"/>
+              </w:rPr>
+              <w:t>1</w:t>
+            </w:r>
+            <w:r>
+              <w:rPr>
+                <w:rFonts w:ascii="BRH Malayalam Extra" w:hAnsi="BRH Malayalam Extra" w:cs="BRH Malayalam Extra"/>
+                <w:color w:val="000000"/>
+                <w:sz w:val="32"/>
+                <w:szCs w:val="40"/>
+              </w:rPr>
+              <w:t>.</w:t>
+            </w:r>
+            <w:r>
+              <w:rPr>
+                <w:rFonts w:cs="BRH Malayalam Extra"/>
+                <w:color w:val="000000"/>
+                <w:szCs w:val="40"/>
+              </w:rPr>
+              <w:t>7</w:t>
+            </w:r>
+            <w:r>
+              <w:rPr>
+                <w:rFonts w:ascii="BRH Malayalam Extra" w:hAnsi="BRH Malayalam Extra" w:cs="BRH Malayalam Extra"/>
+                <w:color w:val="000000"/>
+                <w:sz w:val="32"/>
+                <w:szCs w:val="40"/>
+              </w:rPr>
+              <w:t>.</w:t>
+            </w:r>
+            <w:r>
+              <w:rPr>
+                <w:rFonts w:cs="BRH Malayalam Extra"/>
+                <w:color w:val="000000"/>
+                <w:szCs w:val="40"/>
+              </w:rPr>
+              <w:t>2</w:t>
+            </w:r>
+            <w:r>
+              <w:rPr>
+                <w:rFonts w:ascii="BRH Malayalam Extra" w:hAnsi="BRH Malayalam Extra" w:cs="BRH Malayalam Extra"/>
+                <w:color w:val="000000"/>
+                <w:sz w:val="32"/>
+                <w:szCs w:val="40"/>
+              </w:rPr>
+              <w:t>.</w:t>
+            </w:r>
+            <w:r>
+              <w:rPr>
+                <w:rFonts w:cs="BRH Malayalam Extra"/>
+                <w:color w:val="000000"/>
+                <w:szCs w:val="40"/>
+              </w:rPr>
+              <w:t>2</w:t>
+            </w:r>
+            <w:r>
+              <w:rPr>
+                <w:rFonts w:ascii="BRH Malayalam Extra" w:hAnsi="BRH Malayalam Extra" w:cs="BRH Malayalam Extra"/>
+                <w:color w:val="000000"/>
+                <w:sz w:val="32"/>
+                <w:szCs w:val="40"/>
+              </w:rPr>
+              <w:t>(</w:t>
+            </w:r>
+            <w:r>
+              <w:rPr>
+                <w:rFonts w:cs="BRH Malayalam Extra"/>
+                <w:color w:val="000000"/>
+                <w:szCs w:val="40"/>
+              </w:rPr>
+              <w:t>21</w:t>
+            </w:r>
+            <w:r>
+              <w:rPr>
+                <w:rFonts w:ascii="BRH Malayalam Extra" w:hAnsi="BRH Malayalam Extra" w:cs="BRH Malayalam Extra"/>
+                <w:color w:val="000000"/>
+                <w:sz w:val="32"/>
+                <w:szCs w:val="40"/>
+              </w:rPr>
+              <w:t>)-  i</w:t>
+            </w:r>
+            <w:r>
+              <w:rPr>
+                <w:rFonts w:ascii="BRH Malayalam Extra" w:hAnsi="BRH Malayalam Extra" w:cs="BRH Malayalam Extra"/>
+                <w:color w:val="000000"/>
+                <w:sz w:val="26"/>
+                <w:szCs w:val="40"/>
+              </w:rPr>
+              <w:t>–</w:t>
+            </w:r>
+            <w:r>
+              <w:rPr>
+                <w:rFonts w:ascii="BRH Malayalam Extra" w:hAnsi="BRH Malayalam Extra" w:cs="BRH Malayalam Extra"/>
+                <w:color w:val="000000"/>
+                <w:sz w:val="32"/>
+                <w:szCs w:val="40"/>
+              </w:rPr>
+              <w:t>d¡</w:t>
+            </w:r>
+            <w:r>
+              <w:rPr>
+                <w:rFonts w:ascii="BRH Malayalam Extra" w:hAnsi="BRH Malayalam Extra" w:cs="BRH Malayalam Extra"/>
+                <w:color w:val="000000"/>
+                <w:sz w:val="26"/>
+                <w:szCs w:val="40"/>
+              </w:rPr>
+              <w:t>–</w:t>
+            </w:r>
+            <w:r>
+              <w:rPr>
+                <w:rFonts w:ascii="BRH Malayalam Extra" w:hAnsi="BRH Malayalam Extra" w:cs="BRH Malayalam Extra"/>
+                <w:color w:val="000000"/>
+                <w:sz w:val="32"/>
+                <w:szCs w:val="40"/>
+              </w:rPr>
+              <w:t>rõx©— | jxI |</w:t>
+            </w:r>
+          </w:p>
+          <w:p>
+            <w:pPr>
+              <w:widowControl w:val="0"/>
+              <w:autoSpaceDE w:val="0"/>
+              <w:autoSpaceDN w:val="0"/>
+              <w:adjustRightInd w:val="0"/>
+              <w:spacing w:before="0" w:line="240" w:lineRule="auto"/>
+              <w:rPr>
+                <w:rFonts w:cs="BRH Malayalam Extra"/>
+                <w:color w:val="000000"/>
+                <w:szCs w:val="40"/>
+              </w:rPr>
+            </w:pPr>
+            <w:r>
+              <w:rPr>
+                <w:rFonts w:ascii="BRH Malayalam Extra" w:hAnsi="BRH Malayalam Extra" w:cs="BRH Malayalam Extra"/>
+                <w:color w:val="000000"/>
+                <w:sz w:val="32"/>
+                <w:szCs w:val="40"/>
+              </w:rPr>
+              <w:t>i</w:t>
+            </w:r>
+            <w:r>
+              <w:rPr>
+                <w:rFonts w:ascii="BRH Malayalam Extra" w:hAnsi="BRH Malayalam Extra" w:cs="BRH Malayalam Extra"/>
+                <w:color w:val="000000"/>
+                <w:sz w:val="26"/>
+                <w:szCs w:val="40"/>
+              </w:rPr>
+              <w:t>–</w:t>
+            </w:r>
+            <w:r>
+              <w:rPr>
+                <w:rFonts w:ascii="BRH Malayalam Extra" w:hAnsi="BRH Malayalam Extra" w:cs="BRH Malayalam Extra"/>
+                <w:color w:val="000000"/>
+                <w:sz w:val="32"/>
+                <w:szCs w:val="40"/>
+              </w:rPr>
+              <w:t>d¡</w:t>
+            </w:r>
+            <w:r>
+              <w:rPr>
+                <w:rFonts w:ascii="BRH Malayalam Extra" w:hAnsi="BRH Malayalam Extra" w:cs="BRH Malayalam Extra"/>
+                <w:color w:val="000000"/>
+                <w:sz w:val="26"/>
+                <w:szCs w:val="40"/>
+              </w:rPr>
+              <w:t>–</w:t>
+            </w:r>
+            <w:r>
+              <w:rPr>
+                <w:rFonts w:ascii="BRH Malayalam Extra" w:hAnsi="BRH Malayalam Extra" w:cs="BRH Malayalam Extra"/>
+                <w:color w:val="000000"/>
+                <w:sz w:val="32"/>
+                <w:szCs w:val="40"/>
+                <w:highlight w:val="yellow"/>
+              </w:rPr>
+              <w:t>rõx</w:t>
+            </w:r>
+            <w:r>
+              <w:rPr>
+                <w:rFonts w:ascii="BRH Malayalam Extra" w:hAnsi="BRH Malayalam Extra" w:cs="BRH Malayalam Extra"/>
+                <w:color w:val="000000"/>
+                <w:sz w:val="26"/>
+                <w:szCs w:val="40"/>
+                <w:highlight w:val="yellow"/>
+              </w:rPr>
+              <w:t>–</w:t>
+            </w:r>
+            <w:r>
+              <w:rPr>
+                <w:rFonts w:ascii="BRH Malayalam Extra" w:hAnsi="BRH Malayalam Extra" w:cs="BRH Malayalam Extra"/>
+                <w:color w:val="000000"/>
+                <w:sz w:val="32"/>
+                <w:szCs w:val="40"/>
+                <w:highlight w:val="yellow"/>
+              </w:rPr>
+              <w:t>©</w:t>
+            </w:r>
+            <w:r>
+              <w:rPr>
+                <w:rFonts w:ascii="BRH Malayalam Extra" w:hAnsi="BRH Malayalam Extra" w:cs="BRH Malayalam Extra"/>
+                <w:color w:val="000000"/>
+                <w:sz w:val="26"/>
+                <w:szCs w:val="40"/>
+                <w:highlight w:val="yellow"/>
+              </w:rPr>
+              <w:t>–</w:t>
+            </w:r>
+            <w:r>
+              <w:rPr>
+                <w:rFonts w:ascii="BRH Malayalam Extra" w:hAnsi="BRH Malayalam Extra" w:cs="BRH Malayalam Extra"/>
+                <w:color w:val="000000"/>
+                <w:sz w:val="32"/>
+                <w:szCs w:val="40"/>
+                <w:highlight w:val="yellow"/>
+              </w:rPr>
+              <w:t>.</w:t>
+            </w:r>
+            <w:r>
+              <w:rPr>
+                <w:rFonts w:ascii="BRH Malayalam Extra" w:hAnsi="BRH Malayalam Extra" w:cs="BRH Malayalam Extra"/>
+                <w:color w:val="000000"/>
+                <w:sz w:val="32"/>
+                <w:szCs w:val="40"/>
+              </w:rPr>
+              <w:t xml:space="preserve"> jxI </w:t>
+            </w:r>
+            <w:r>
+              <w:rPr>
+                <w:rFonts w:ascii="BRH Devanagari Extra" w:hAnsi="BRH Devanagari Extra" w:cs="BRH Malayalam Extra"/>
+                <w:color w:val="000000"/>
+                <w:szCs w:val="40"/>
+              </w:rPr>
+              <w:t>Æ</w:t>
+            </w:r>
+            <w:r>
+              <w:rPr>
+                <w:rFonts w:ascii="BRH Malayalam Extra" w:hAnsi="BRH Malayalam Extra" w:cs="BRH Malayalam Extra"/>
+                <w:color w:val="000000"/>
+                <w:sz w:val="32"/>
+                <w:szCs w:val="40"/>
+              </w:rPr>
+              <w:t>jxI i—d¡</w:t>
+            </w:r>
+            <w:r>
+              <w:rPr>
+                <w:rFonts w:ascii="BRH Malayalam Extra" w:hAnsi="BRH Malayalam Extra" w:cs="BRH Malayalam Extra"/>
+                <w:color w:val="000000"/>
+                <w:sz w:val="26"/>
+                <w:szCs w:val="40"/>
+              </w:rPr>
+              <w:t>–</w:t>
+            </w:r>
+            <w:r>
+              <w:rPr>
+                <w:rFonts w:ascii="BRH Malayalam Extra" w:hAnsi="BRH Malayalam Extra" w:cs="BRH Malayalam Extra"/>
+                <w:color w:val="000000"/>
+                <w:sz w:val="32"/>
+                <w:szCs w:val="40"/>
+              </w:rPr>
+              <w:t>rõx˜© id¡</w:t>
+            </w:r>
+            <w:r>
+              <w:rPr>
+                <w:rFonts w:ascii="BRH Malayalam Extra" w:hAnsi="BRH Malayalam Extra" w:cs="BRH Malayalam Extra"/>
+                <w:color w:val="000000"/>
+                <w:sz w:val="26"/>
+                <w:szCs w:val="40"/>
+              </w:rPr>
+              <w:t>–</w:t>
+            </w:r>
+            <w:r>
+              <w:rPr>
+                <w:rFonts w:ascii="BRH Malayalam Extra" w:hAnsi="BRH Malayalam Extra" w:cs="BRH Malayalam Extra"/>
+                <w:color w:val="000000"/>
+                <w:sz w:val="32"/>
+                <w:szCs w:val="40"/>
+                <w:highlight w:val="yellow"/>
+              </w:rPr>
+              <w:t>rõx</w:t>
+            </w:r>
+            <w:r>
+              <w:rPr>
+                <w:rFonts w:ascii="BRH Malayalam Extra" w:hAnsi="BRH Malayalam Extra" w:cs="BRH Malayalam Extra"/>
+                <w:color w:val="000000"/>
+                <w:sz w:val="26"/>
+                <w:szCs w:val="40"/>
+                <w:highlight w:val="yellow"/>
+              </w:rPr>
+              <w:t>–</w:t>
+            </w:r>
+            <w:r>
+              <w:rPr>
+                <w:rFonts w:ascii="BRH Malayalam Extra" w:hAnsi="BRH Malayalam Extra" w:cs="BRH Malayalam Extra"/>
+                <w:color w:val="000000"/>
+                <w:sz w:val="32"/>
+                <w:szCs w:val="40"/>
+                <w:highlight w:val="yellow"/>
+              </w:rPr>
+              <w:t>©</w:t>
+            </w:r>
+            <w:r>
+              <w:rPr>
+                <w:rFonts w:ascii="BRH Malayalam Extra" w:hAnsi="BRH Malayalam Extra" w:cs="BRH Malayalam Extra"/>
+                <w:color w:val="000000"/>
+                <w:sz w:val="26"/>
+                <w:szCs w:val="40"/>
+                <w:highlight w:val="yellow"/>
+              </w:rPr>
+              <w:t>–</w:t>
+            </w:r>
+            <w:r>
+              <w:rPr>
+                <w:rFonts w:ascii="BRH Malayalam Extra" w:hAnsi="BRH Malayalam Extra" w:cs="BRH Malayalam Extra"/>
+                <w:color w:val="000000"/>
+                <w:sz w:val="32"/>
+                <w:szCs w:val="40"/>
+                <w:highlight w:val="yellow"/>
+              </w:rPr>
+              <w:t>.</w:t>
+            </w:r>
+            <w:r>
+              <w:rPr>
+                <w:rFonts w:ascii="BRH Malayalam Extra" w:hAnsi="BRH Malayalam Extra" w:cs="BRH Malayalam Extra"/>
+                <w:color w:val="000000"/>
+                <w:sz w:val="32"/>
+                <w:szCs w:val="40"/>
+              </w:rPr>
+              <w:t xml:space="preserve"> jxI | </w:t>
+            </w:r>
+          </w:p>
+        </w:tc>
+        <w:tc>
+          <w:tcPr>
+            <w:tcW w:w="7371" w:type="dxa"/>
+            <w:tcBorders>
+              <w:top w:val="single" w:sz="4" w:space="0" w:color="000000"/>
+              <w:left w:val="single" w:sz="4" w:space="0" w:color="000000"/>
+              <w:bottom w:val="single" w:sz="4" w:space="0" w:color="000000"/>
+              <w:right w:val="single" w:sz="4" w:space="0" w:color="000000"/>
+            </w:tcBorders>
+          </w:tcPr>
+          <w:p>
+            <w:pPr>
+              <w:widowControl w:val="0"/>
+              <w:autoSpaceDE w:val="0"/>
+              <w:autoSpaceDN w:val="0"/>
+              <w:adjustRightInd w:val="0"/>
+              <w:spacing w:before="0" w:line="240" w:lineRule="auto"/>
+              <w:rPr>
+                <w:rFonts w:ascii="BRH Malayalam Extra" w:hAnsi="BRH Malayalam Extra" w:cs="BRH Malayalam Extra"/>
+                <w:color w:val="000000"/>
+                <w:sz w:val="32"/>
+                <w:szCs w:val="40"/>
+              </w:rPr>
+            </w:pPr>
+            <w:r>
+              <w:rPr>
+                <w:rFonts w:cs="BRH Malayalam Extra"/>
+                <w:color w:val="000000"/>
+                <w:szCs w:val="40"/>
+              </w:rPr>
+              <w:t>23</w:t>
+            </w:r>
+            <w:r>
+              <w:rPr>
+                <w:rFonts w:ascii="BRH Malayalam Extra" w:hAnsi="BRH Malayalam Extra" w:cs="BRH Malayalam Extra"/>
+                <w:color w:val="000000"/>
+                <w:sz w:val="32"/>
+                <w:szCs w:val="40"/>
+              </w:rPr>
+              <w:t>)</w:t>
+            </w:r>
+            <w:r>
+              <w:rPr>
+                <w:rFonts w:ascii="BRH Malayalam Extra" w:hAnsi="BRH Malayalam Extra" w:cs="BRH Malayalam Extra"/>
+                <w:color w:val="000000"/>
+                <w:sz w:val="32"/>
+                <w:szCs w:val="40"/>
+              </w:rPr>
+              <w:tab/>
+            </w:r>
+            <w:r>
+              <w:rPr>
+                <w:rFonts w:cs="BRH Malayalam Extra"/>
+                <w:color w:val="000000"/>
+                <w:szCs w:val="40"/>
+              </w:rPr>
+              <w:t>1</w:t>
+            </w:r>
+            <w:r>
+              <w:rPr>
+                <w:rFonts w:ascii="BRH Malayalam Extra" w:hAnsi="BRH Malayalam Extra" w:cs="BRH Malayalam Extra"/>
+                <w:color w:val="000000"/>
+                <w:sz w:val="32"/>
+                <w:szCs w:val="40"/>
+              </w:rPr>
+              <w:t>.</w:t>
+            </w:r>
+            <w:r>
+              <w:rPr>
+                <w:rFonts w:cs="BRH Malayalam Extra"/>
+                <w:color w:val="000000"/>
+                <w:szCs w:val="40"/>
+              </w:rPr>
+              <w:t>7</w:t>
+            </w:r>
+            <w:r>
+              <w:rPr>
+                <w:rFonts w:ascii="BRH Malayalam Extra" w:hAnsi="BRH Malayalam Extra" w:cs="BRH Malayalam Extra"/>
+                <w:color w:val="000000"/>
+                <w:sz w:val="32"/>
+                <w:szCs w:val="40"/>
+              </w:rPr>
+              <w:t>.</w:t>
+            </w:r>
+            <w:r>
+              <w:rPr>
+                <w:rFonts w:cs="BRH Malayalam Extra"/>
+                <w:color w:val="000000"/>
+                <w:szCs w:val="40"/>
+              </w:rPr>
+              <w:t>2</w:t>
+            </w:r>
+            <w:r>
+              <w:rPr>
+                <w:rFonts w:ascii="BRH Malayalam Extra" w:hAnsi="BRH Malayalam Extra" w:cs="BRH Malayalam Extra"/>
+                <w:color w:val="000000"/>
+                <w:sz w:val="32"/>
+                <w:szCs w:val="40"/>
+              </w:rPr>
+              <w:t>.</w:t>
+            </w:r>
+            <w:r>
+              <w:rPr>
+                <w:rFonts w:cs="BRH Malayalam Extra"/>
+                <w:color w:val="000000"/>
+                <w:szCs w:val="40"/>
+              </w:rPr>
+              <w:t>2</w:t>
+            </w:r>
+            <w:r>
+              <w:rPr>
+                <w:rFonts w:ascii="BRH Malayalam Extra" w:hAnsi="BRH Malayalam Extra" w:cs="BRH Malayalam Extra"/>
+                <w:color w:val="000000"/>
+                <w:sz w:val="32"/>
+                <w:szCs w:val="40"/>
+              </w:rPr>
+              <w:t>(</w:t>
+            </w:r>
+            <w:r>
+              <w:rPr>
+                <w:rFonts w:cs="BRH Malayalam Extra"/>
+                <w:color w:val="000000"/>
+                <w:szCs w:val="40"/>
+              </w:rPr>
+              <w:t>21</w:t>
+            </w:r>
+            <w:r>
+              <w:rPr>
+                <w:rFonts w:ascii="BRH Malayalam Extra" w:hAnsi="BRH Malayalam Extra" w:cs="BRH Malayalam Extra"/>
+                <w:color w:val="000000"/>
+                <w:sz w:val="32"/>
+                <w:szCs w:val="40"/>
+              </w:rPr>
+              <w:t>)-  i</w:t>
+            </w:r>
+            <w:r>
+              <w:rPr>
+                <w:rFonts w:ascii="BRH Malayalam Extra" w:hAnsi="BRH Malayalam Extra" w:cs="BRH Malayalam Extra"/>
+                <w:color w:val="000000"/>
+                <w:sz w:val="26"/>
+                <w:szCs w:val="40"/>
+              </w:rPr>
+              <w:t>–</w:t>
+            </w:r>
+            <w:r>
+              <w:rPr>
+                <w:rFonts w:ascii="BRH Malayalam Extra" w:hAnsi="BRH Malayalam Extra" w:cs="BRH Malayalam Extra"/>
+                <w:color w:val="000000"/>
+                <w:sz w:val="32"/>
+                <w:szCs w:val="40"/>
+              </w:rPr>
+              <w:t>d¡</w:t>
+            </w:r>
+            <w:r>
+              <w:rPr>
+                <w:rFonts w:ascii="BRH Malayalam Extra" w:hAnsi="BRH Malayalam Extra" w:cs="BRH Malayalam Extra"/>
+                <w:color w:val="000000"/>
+                <w:sz w:val="26"/>
+                <w:szCs w:val="40"/>
+              </w:rPr>
+              <w:t>–</w:t>
+            </w:r>
+            <w:r>
+              <w:rPr>
+                <w:rFonts w:ascii="BRH Malayalam Extra" w:hAnsi="BRH Malayalam Extra" w:cs="BRH Malayalam Extra"/>
+                <w:color w:val="000000"/>
+                <w:sz w:val="32"/>
+                <w:szCs w:val="40"/>
+              </w:rPr>
+              <w:t>rõx©— | jxI |</w:t>
+            </w:r>
+          </w:p>
+          <w:p>
+            <w:pPr>
+              <w:widowControl w:val="0"/>
+              <w:autoSpaceDE w:val="0"/>
+              <w:autoSpaceDN w:val="0"/>
+              <w:adjustRightInd w:val="0"/>
+              <w:spacing w:before="0" w:line="240" w:lineRule="auto"/>
+              <w:rPr>
+                <w:rFonts w:cs="BRH Malayalam Extra"/>
+                <w:color w:val="000000"/>
+                <w:szCs w:val="40"/>
+              </w:rPr>
+            </w:pPr>
+            <w:r>
+              <w:rPr>
+                <w:rFonts w:ascii="BRH Malayalam Extra" w:hAnsi="BRH Malayalam Extra" w:cs="BRH Malayalam Extra"/>
+                <w:color w:val="000000"/>
+                <w:sz w:val="32"/>
+                <w:szCs w:val="40"/>
+              </w:rPr>
+              <w:t>i</w:t>
+            </w:r>
+            <w:r>
+              <w:rPr>
+                <w:rFonts w:ascii="BRH Malayalam Extra" w:hAnsi="BRH Malayalam Extra" w:cs="BRH Malayalam Extra"/>
+                <w:color w:val="000000"/>
+                <w:sz w:val="26"/>
+                <w:szCs w:val="40"/>
+              </w:rPr>
+              <w:t>–</w:t>
+            </w:r>
+            <w:r>
+              <w:rPr>
+                <w:rFonts w:ascii="BRH Malayalam Extra" w:hAnsi="BRH Malayalam Extra" w:cs="BRH Malayalam Extra"/>
+                <w:color w:val="000000"/>
+                <w:sz w:val="32"/>
+                <w:szCs w:val="40"/>
+              </w:rPr>
+              <w:t>d¡</w:t>
+            </w:r>
+            <w:r>
+              <w:rPr>
+                <w:rFonts w:ascii="BRH Malayalam Extra" w:hAnsi="BRH Malayalam Extra" w:cs="BRH Malayalam Extra"/>
+                <w:color w:val="000000"/>
+                <w:sz w:val="26"/>
+                <w:szCs w:val="40"/>
+              </w:rPr>
+              <w:t>–</w:t>
+            </w:r>
+            <w:r>
+              <w:rPr>
+                <w:rFonts w:ascii="BRH Malayalam Extra" w:hAnsi="BRH Malayalam Extra" w:cs="BRH Malayalam Extra"/>
+                <w:color w:val="000000"/>
+                <w:sz w:val="32"/>
+                <w:szCs w:val="40"/>
+                <w:highlight w:val="green"/>
+              </w:rPr>
+              <w:t>rõx©—.</w:t>
+            </w:r>
+            <w:r>
+              <w:rPr>
+                <w:rFonts w:ascii="BRH Malayalam Extra" w:hAnsi="BRH Malayalam Extra" w:cs="BRH Malayalam Extra"/>
+                <w:color w:val="000000"/>
+                <w:sz w:val="32"/>
+                <w:szCs w:val="40"/>
+              </w:rPr>
+              <w:t xml:space="preserve"> jxI </w:t>
+            </w:r>
+            <w:r>
+              <w:rPr>
+                <w:rFonts w:ascii="BRH Devanagari Extra" w:hAnsi="BRH Devanagari Extra" w:cs="BRH Malayalam Extra"/>
+                <w:color w:val="000000"/>
+                <w:szCs w:val="40"/>
+              </w:rPr>
+              <w:t>Æ</w:t>
+            </w:r>
+            <w:r>
+              <w:rPr>
+                <w:rFonts w:ascii="BRH Malayalam Extra" w:hAnsi="BRH Malayalam Extra" w:cs="BRH Malayalam Extra"/>
+                <w:color w:val="000000"/>
+                <w:sz w:val="32"/>
+                <w:szCs w:val="40"/>
+              </w:rPr>
+              <w:t>jxI i—d¡</w:t>
+            </w:r>
+            <w:r>
+              <w:rPr>
+                <w:rFonts w:ascii="BRH Malayalam Extra" w:hAnsi="BRH Malayalam Extra" w:cs="BRH Malayalam Extra"/>
+                <w:color w:val="000000"/>
+                <w:sz w:val="26"/>
+                <w:szCs w:val="40"/>
+              </w:rPr>
+              <w:t>–</w:t>
+            </w:r>
+            <w:r>
+              <w:rPr>
+                <w:rFonts w:ascii="BRH Malayalam Extra" w:hAnsi="BRH Malayalam Extra" w:cs="BRH Malayalam Extra"/>
+                <w:color w:val="000000"/>
+                <w:sz w:val="32"/>
+                <w:szCs w:val="40"/>
+              </w:rPr>
+              <w:t>rõx˜© id¡</w:t>
+            </w:r>
+            <w:r>
+              <w:rPr>
+                <w:rFonts w:ascii="BRH Malayalam Extra" w:hAnsi="BRH Malayalam Extra" w:cs="BRH Malayalam Extra"/>
+                <w:color w:val="000000"/>
+                <w:sz w:val="26"/>
+                <w:szCs w:val="40"/>
+              </w:rPr>
+              <w:t>–</w:t>
+            </w:r>
+            <w:r>
+              <w:rPr>
+                <w:rFonts w:ascii="BRH Malayalam Extra" w:hAnsi="BRH Malayalam Extra" w:cs="BRH Malayalam Extra"/>
+                <w:color w:val="000000"/>
+                <w:sz w:val="32"/>
+                <w:szCs w:val="40"/>
+                <w:highlight w:val="green"/>
+              </w:rPr>
+              <w:t>rõx©—.</w:t>
+            </w:r>
+            <w:r>
+              <w:rPr>
+                <w:rFonts w:ascii="BRH Malayalam Extra" w:hAnsi="BRH Malayalam Extra" w:cs="BRH Malayalam Extra"/>
+                <w:color w:val="000000"/>
+                <w:sz w:val="32"/>
+                <w:szCs w:val="40"/>
+              </w:rPr>
+              <w:t xml:space="preserve"> jxI | </w:t>
+            </w:r>
+          </w:p>
+        </w:tc>
+      </w:tr>
+      <w:tr>
+        <w:trPr>
           <w:trHeight w:val="5293"/>
         </w:trPr>
         <w:tc>
@@ -316,27 +1011,7 @@
                 <w:sz w:val="32"/>
                 <w:szCs w:val="40"/>
               </w:rPr>
-              <w:t>)</w:t>
-            </w:r>
-            <w:proofErr w:type="gramStart"/>
-            <w:r>
-              <w:rPr>
-                <w:rFonts w:ascii="BRH Malayalam Extra" w:hAnsi="BRH Malayalam Extra" w:cs="BRH Malayalam Extra"/>
-                <w:color w:val="000000"/>
-                <w:sz w:val="32"/>
-                <w:szCs w:val="40"/>
-              </w:rPr>
-              <w:t>-  px</w:t>
-            </w:r>
-            <w:proofErr w:type="gramEnd"/>
-            <w:r>
-              <w:rPr>
-                <w:rFonts w:ascii="BRH Malayalam Extra" w:hAnsi="BRH Malayalam Extra" w:cs="BRH Malayalam Extra"/>
-                <w:color w:val="000000"/>
-                <w:sz w:val="32"/>
-                <w:szCs w:val="40"/>
-              </w:rPr>
-              <w:t>¥R—r¡ | px</w:t>
+              <w:t>)-  px¥R—r¡ | px</w:t>
             </w:r>
             <w:r>
               <w:rPr>
@@ -732,19 +1407,8 @@
                 <w:sz w:val="32"/>
                 <w:szCs w:val="40"/>
               </w:rPr>
-              <w:t>)</w:t>
-            </w:r>
-            <w:proofErr w:type="gramStart"/>
-            <w:r>
-              <w:rPr>
-                <w:rFonts w:ascii="BRH Malayalam Extra" w:hAnsi="BRH Malayalam Extra" w:cs="BRH Malayalam Extra"/>
-                <w:color w:val="000000"/>
-                <w:sz w:val="32"/>
-                <w:szCs w:val="40"/>
-              </w:rPr>
-              <w:t>-  px</w:t>
-            </w:r>
-            <w:proofErr w:type="gramEnd"/>
+              <w:t>)-  px</w:t>
+            </w:r>
             <w:r>
               <w:rPr>
                 <w:rFonts w:ascii="BRH Malayalam Extra" w:hAnsi="BRH Malayalam Extra" w:cs="BRH Malayalam Extra"/>
@@ -1167,19 +1831,8 @@
                 <w:sz w:val="32"/>
                 <w:szCs w:val="40"/>
               </w:rPr>
-              <w:t>)</w:t>
-            </w:r>
-            <w:proofErr w:type="gramStart"/>
-            <w:r>
-              <w:rPr>
-                <w:rFonts w:ascii="BRH Malayalam Extra" w:hAnsi="BRH Malayalam Extra" w:cs="BRH Malayalam Extra"/>
-                <w:color w:val="000000"/>
-                <w:sz w:val="32"/>
-                <w:szCs w:val="40"/>
-              </w:rPr>
-              <w:t>-  px</w:t>
-            </w:r>
-            <w:proofErr w:type="gramEnd"/>
+              <w:t>)-  px</w:t>
+            </w:r>
             <w:r>
               <w:rPr>
                 <w:rFonts w:ascii="BRH Malayalam Extra" w:hAnsi="BRH Malayalam Extra" w:cs="BRH Malayalam Extra"/>
@@ -1503,27 +2156,7 @@
                 <w:sz w:val="32"/>
                 <w:szCs w:val="40"/>
               </w:rPr>
-              <w:t>)</w:t>
-            </w:r>
-            <w:proofErr w:type="gramStart"/>
-            <w:r>
-              <w:rPr>
-                <w:rFonts w:ascii="BRH Malayalam Extra" w:hAnsi="BRH Malayalam Extra" w:cs="BRH Malayalam Extra"/>
-                <w:color w:val="000000"/>
-                <w:sz w:val="32"/>
-                <w:szCs w:val="40"/>
-              </w:rPr>
-              <w:t>-  px</w:t>
-            </w:r>
-            <w:proofErr w:type="gramEnd"/>
-            <w:r>
-              <w:rPr>
-                <w:rFonts w:ascii="BRH Malayalam Extra" w:hAnsi="BRH Malayalam Extra" w:cs="BRH Malayalam Extra"/>
-                <w:color w:val="000000"/>
-                <w:sz w:val="32"/>
-                <w:szCs w:val="40"/>
-              </w:rPr>
-              <w:t>¥R—r¡ | px</w:t>
+              <w:t>)-  px¥R—r¡ | px</w:t>
             </w:r>
             <w:r>
               <w:rPr>
@@ -1921,19 +2554,8 @@
                 <w:sz w:val="32"/>
                 <w:szCs w:val="40"/>
               </w:rPr>
-              <w:t>)</w:t>
-            </w:r>
-            <w:proofErr w:type="gramStart"/>
-            <w:r>
-              <w:rPr>
-                <w:rFonts w:ascii="BRH Malayalam Extra" w:hAnsi="BRH Malayalam Extra" w:cs="BRH Malayalam Extra"/>
-                <w:color w:val="000000"/>
-                <w:sz w:val="32"/>
-                <w:szCs w:val="40"/>
-              </w:rPr>
-              <w:t>-  px</w:t>
-            </w:r>
-            <w:proofErr w:type="gramEnd"/>
+              <w:t>)-  px</w:t>
+            </w:r>
             <w:r>
               <w:rPr>
                 <w:rFonts w:ascii="BRH Malayalam Extra" w:hAnsi="BRH Malayalam Extra" w:cs="BRH Malayalam Extra"/>
@@ -2359,19 +2981,8 @@
                 <w:sz w:val="32"/>
                 <w:szCs w:val="40"/>
               </w:rPr>
-              <w:t>)</w:t>
-            </w:r>
-            <w:proofErr w:type="gramStart"/>
-            <w:r>
-              <w:rPr>
-                <w:rFonts w:ascii="BRH Malayalam Extra" w:hAnsi="BRH Malayalam Extra" w:cs="BRH Malayalam Extra"/>
-                <w:color w:val="000000"/>
-                <w:sz w:val="32"/>
-                <w:szCs w:val="40"/>
-              </w:rPr>
-              <w:t>-  px</w:t>
-            </w:r>
-            <w:proofErr w:type="gramEnd"/>
+              <w:t>)-  px</w:t>
+            </w:r>
             <w:r>
               <w:rPr>
                 <w:rFonts w:ascii="BRH Malayalam Extra" w:hAnsi="BRH Malayalam Extra" w:cs="BRH Malayalam Extra"/>
@@ -2610,6 +3221,139 @@
                 <w:szCs w:val="44"/>
               </w:rPr>
             </w:pPr>
+          </w:p>
+        </w:tc>
+      </w:tr>
+      <w:tr>
+        <w:trPr>
+          <w:trHeight w:val="906"/>
+        </w:trPr>
+        <w:tc>
+          <w:tcPr>
+            <w:tcW w:w="7401" w:type="dxa"/>
+            <w:tcBorders>
+              <w:top w:val="single" w:sz="4" w:space="0" w:color="000000"/>
+              <w:left w:val="single" w:sz="4" w:space="0" w:color="000000"/>
+              <w:bottom w:val="single" w:sz="4" w:space="0" w:color="000000"/>
+              <w:right w:val="single" w:sz="4" w:space="0" w:color="000000"/>
+            </w:tcBorders>
+          </w:tcPr>
+          <w:p>
+            <w:pPr>
+              <w:widowControl w:val="0"/>
+              <w:autoSpaceDE w:val="0"/>
+              <w:autoSpaceDN w:val="0"/>
+              <w:adjustRightInd w:val="0"/>
+              <w:spacing w:line="240" w:lineRule="auto"/>
+              <w:rPr>
+                <w:rFonts w:cs="BRH Malayalam Extra"/>
+                <w:color w:val="000000"/>
+                <w:szCs w:val="40"/>
+              </w:rPr>
+            </w:pPr>
+            <w:r>
+              <w:rPr>
+                <w:rFonts w:cs="BRH Malayalam Extra"/>
+                <w:color w:val="000000"/>
+                <w:szCs w:val="40"/>
+              </w:rPr>
+              <w:t>23)</w:t>
+            </w:r>
+            <w:r>
+              <w:rPr>
+                <w:rFonts w:cs="BRH Malayalam Extra"/>
+                <w:color w:val="000000"/>
+                <w:szCs w:val="40"/>
+              </w:rPr>
+              <w:tab/>
+              <w:t>1.7.1.1(18)-  Ap—tyZx |</w:t>
+            </w:r>
+          </w:p>
+          <w:p>
+            <w:pPr>
+              <w:widowControl w:val="0"/>
+              <w:autoSpaceDE w:val="0"/>
+              <w:autoSpaceDN w:val="0"/>
+              <w:adjustRightInd w:val="0"/>
+              <w:spacing w:line="240" w:lineRule="auto"/>
+              <w:rPr>
+                <w:rFonts w:cs="BRH Malayalam Extra"/>
+                <w:color w:val="000000"/>
+                <w:szCs w:val="40"/>
+              </w:rPr>
+            </w:pPr>
+            <w:r>
+              <w:rPr>
+                <w:rFonts w:cs="BRH Malayalam Extra"/>
+                <w:color w:val="000000"/>
+                <w:szCs w:val="40"/>
+              </w:rPr>
+              <w:t xml:space="preserve">Ap—ty–¥Zjp— - ty–Zx– | </w:t>
+            </w:r>
+          </w:p>
+        </w:tc>
+        <w:tc>
+          <w:tcPr>
+            <w:tcW w:w="7371" w:type="dxa"/>
+            <w:tcBorders>
+              <w:top w:val="single" w:sz="4" w:space="0" w:color="000000"/>
+              <w:left w:val="single" w:sz="4" w:space="0" w:color="000000"/>
+              <w:bottom w:val="single" w:sz="4" w:space="0" w:color="000000"/>
+              <w:right w:val="single" w:sz="4" w:space="0" w:color="000000"/>
+            </w:tcBorders>
+          </w:tcPr>
+          <w:p>
+            <w:pPr>
+              <w:widowControl w:val="0"/>
+              <w:autoSpaceDE w:val="0"/>
+              <w:autoSpaceDN w:val="0"/>
+              <w:adjustRightInd w:val="0"/>
+              <w:spacing w:line="240" w:lineRule="auto"/>
+              <w:rPr>
+                <w:rFonts w:cs="BRH Malayalam Extra"/>
+                <w:color w:val="000000"/>
+                <w:szCs w:val="40"/>
+              </w:rPr>
+            </w:pPr>
+            <w:r>
+              <w:rPr>
+                <w:rFonts w:cs="BRH Malayalam Extra"/>
+                <w:color w:val="000000"/>
+                <w:szCs w:val="40"/>
+              </w:rPr>
+              <w:t>23)</w:t>
+            </w:r>
+            <w:r>
+              <w:rPr>
+                <w:rFonts w:cs="BRH Malayalam Extra"/>
+                <w:color w:val="000000"/>
+                <w:szCs w:val="40"/>
+              </w:rPr>
+              <w:tab/>
+              <w:t>1.7.1.1(18)-  Ap—tyZx |</w:t>
+            </w:r>
+          </w:p>
+          <w:p>
+            <w:pPr>
+              <w:widowControl w:val="0"/>
+              <w:autoSpaceDE w:val="0"/>
+              <w:autoSpaceDN w:val="0"/>
+              <w:adjustRightInd w:val="0"/>
+              <w:spacing w:line="240" w:lineRule="auto"/>
+              <w:rPr>
+                <w:rFonts w:cs="BRH Malayalam Extra"/>
+                <w:color w:val="000000"/>
+                <w:szCs w:val="40"/>
+              </w:rPr>
+            </w:pPr>
+            <w:r>
+              <w:rPr>
+                <w:rFonts w:cs="BRH Malayalam Extra"/>
+                <w:color w:val="000000"/>
+                <w:szCs w:val="40"/>
+              </w:rPr>
+              <w:t xml:space="preserve">Ap—ty–¥ZZõp— - ty–Zx– | </w:t>
+            </w:r>
           </w:p>
         </w:tc>
       </w:tr>
@@ -2884,7 +3628,6 @@
                 <w:rFonts w:cs="BRH Malayalam Extra"/>
                 <w:szCs w:val="40"/>
               </w:rPr>
-              <w:lastRenderedPageBreak/>
               <w:t>23</w:t>
             </w:r>
             <w:r>
@@ -2976,25 +3719,7 @@
                 <w:sz w:val="32"/>
                 <w:szCs w:val="40"/>
               </w:rPr>
-              <w:t>)</w:t>
-            </w:r>
-            <w:proofErr w:type="gramStart"/>
-            <w:r>
-              <w:rPr>
-                <w:rFonts w:ascii="BRH Malayalam Extra" w:hAnsi="BRH Malayalam Extra" w:cs="BRH Malayalam Extra"/>
-                <w:sz w:val="32"/>
-                <w:szCs w:val="40"/>
-              </w:rPr>
-              <w:t>-  Ap</w:t>
-            </w:r>
-            <w:proofErr w:type="gramEnd"/>
-            <w:r>
-              <w:rPr>
-                <w:rFonts w:ascii="BRH Malayalam Extra" w:hAnsi="BRH Malayalam Extra" w:cs="BRH Malayalam Extra"/>
-                <w:sz w:val="32"/>
-                <w:szCs w:val="40"/>
-              </w:rPr>
-              <w:t>—tyZx |</w:t>
+              <w:t>)-  Ap—tyZx |</w:t>
             </w:r>
           </w:p>
           <w:p>
@@ -3197,25 +3922,7 @@
                 <w:sz w:val="32"/>
                 <w:szCs w:val="40"/>
               </w:rPr>
-              <w:t>)</w:t>
-            </w:r>
-            <w:proofErr w:type="gramStart"/>
-            <w:r>
-              <w:rPr>
-                <w:rFonts w:ascii="BRH Malayalam Extra" w:hAnsi="BRH Malayalam Extra" w:cs="BRH Malayalam Extra"/>
-                <w:sz w:val="32"/>
-                <w:szCs w:val="40"/>
-              </w:rPr>
-              <w:t>-  Ap</w:t>
-            </w:r>
-            <w:proofErr w:type="gramEnd"/>
-            <w:r>
-              <w:rPr>
-                <w:rFonts w:ascii="BRH Malayalam Extra" w:hAnsi="BRH Malayalam Extra" w:cs="BRH Malayalam Extra"/>
-                <w:sz w:val="32"/>
-                <w:szCs w:val="40"/>
-              </w:rPr>
-              <w:t>—tyZx |</w:t>
+              <w:t>)-  Ap—tyZx |</w:t>
             </w:r>
           </w:p>
           <w:p>
@@ -3423,25 +4130,7 @@
                 <w:sz w:val="32"/>
                 <w:szCs w:val="40"/>
               </w:rPr>
-              <w:t>)</w:t>
-            </w:r>
-            <w:proofErr w:type="gramStart"/>
-            <w:r>
-              <w:rPr>
-                <w:rFonts w:ascii="BRH Malayalam Extra" w:hAnsi="BRH Malayalam Extra" w:cs="BRH Malayalam Extra"/>
-                <w:sz w:val="32"/>
-                <w:szCs w:val="40"/>
-              </w:rPr>
-              <w:t>-  ¥</w:t>
-            </w:r>
-            <w:proofErr w:type="gramEnd"/>
-            <w:r>
-              <w:rPr>
-                <w:rFonts w:ascii="BRH Malayalam Extra" w:hAnsi="BRH Malayalam Extra" w:cs="BRH Malayalam Extra"/>
-                <w:sz w:val="32"/>
-                <w:szCs w:val="40"/>
-              </w:rPr>
-              <w:t>b</w:t>
+              <w:t>)-  ¥b</w:t>
             </w:r>
             <w:r>
               <w:rPr>
@@ -3685,25 +4374,7 @@
                 <w:sz w:val="32"/>
                 <w:szCs w:val="40"/>
               </w:rPr>
-              <w:t>)</w:t>
-            </w:r>
-            <w:proofErr w:type="gramStart"/>
-            <w:r>
-              <w:rPr>
-                <w:rFonts w:ascii="BRH Malayalam Extra" w:hAnsi="BRH Malayalam Extra" w:cs="BRH Malayalam Extra"/>
-                <w:sz w:val="32"/>
-                <w:szCs w:val="40"/>
-              </w:rPr>
-              <w:t>-  ¥</w:t>
-            </w:r>
-            <w:proofErr w:type="gramEnd"/>
-            <w:r>
-              <w:rPr>
-                <w:rFonts w:ascii="BRH Malayalam Extra" w:hAnsi="BRH Malayalam Extra" w:cs="BRH Malayalam Extra"/>
-                <w:sz w:val="32"/>
-                <w:szCs w:val="40"/>
-              </w:rPr>
-              <w:t>b</w:t>
+              <w:t>)-  ¥b</w:t>
             </w:r>
             <w:r>
               <w:rPr>
@@ -5105,18 +5776,8 @@
                 <w:sz w:val="32"/>
                 <w:szCs w:val="40"/>
               </w:rPr>
-              <w:t>)</w:t>
-            </w:r>
-            <w:proofErr w:type="gramStart"/>
-            <w:r>
-              <w:rPr>
-                <w:rFonts w:ascii="BRH Malayalam Extra" w:hAnsi="BRH Malayalam Extra" w:cs="BRH Malayalam Extra"/>
-                <w:sz w:val="32"/>
-                <w:szCs w:val="40"/>
-              </w:rPr>
-              <w:t>-  P</w:t>
-            </w:r>
-            <w:proofErr w:type="gramEnd"/>
+              <w:t>)-  P</w:t>
+            </w:r>
             <w:r>
               <w:rPr>
                 <w:rFonts w:ascii="BRH Malayalam Extra" w:hAnsi="BRH Malayalam Extra" w:cs="BRH Malayalam Extra"/>
@@ -5397,18 +6058,8 @@
                 <w:sz w:val="32"/>
                 <w:szCs w:val="40"/>
               </w:rPr>
-              <w:t>)</w:t>
-            </w:r>
-            <w:proofErr w:type="gramStart"/>
-            <w:r>
-              <w:rPr>
-                <w:rFonts w:ascii="BRH Malayalam Extra" w:hAnsi="BRH Malayalam Extra" w:cs="BRH Malayalam Extra"/>
-                <w:sz w:val="32"/>
-                <w:szCs w:val="40"/>
-              </w:rPr>
-              <w:t>-  D</w:t>
-            </w:r>
-            <w:proofErr w:type="gramEnd"/>
+              <w:t>)-  D</w:t>
+            </w:r>
             <w:r>
               <w:rPr>
                 <w:rFonts w:ascii="BRH Malayalam Extra" w:hAnsi="BRH Malayalam Extra" w:cs="BRH Malayalam Extra"/>
@@ -5609,6 +6260,7 @@
                 <w:rFonts w:cs="BRH Malayalam Extra"/>
                 <w:szCs w:val="40"/>
               </w:rPr>
+              <w:lastRenderedPageBreak/>
               <w:t>4</w:t>
             </w:r>
             <w:r>
@@ -5700,18 +6352,8 @@
                 <w:sz w:val="32"/>
                 <w:szCs w:val="40"/>
               </w:rPr>
-              <w:t>)</w:t>
-            </w:r>
-            <w:proofErr w:type="gramStart"/>
-            <w:r>
-              <w:rPr>
-                <w:rFonts w:ascii="BRH Malayalam Extra" w:hAnsi="BRH Malayalam Extra" w:cs="BRH Malayalam Extra"/>
-                <w:sz w:val="32"/>
-                <w:szCs w:val="40"/>
-              </w:rPr>
-              <w:t>-  j</w:t>
-            </w:r>
-            <w:proofErr w:type="gramEnd"/>
+              <w:t>)-  j</w:t>
+            </w:r>
             <w:r>
               <w:rPr>
                 <w:rFonts w:ascii="BRH Malayalam Extra" w:hAnsi="BRH Malayalam Extra" w:cs="BRH Malayalam Extra"/>
@@ -5933,25 +6575,7 @@
                 <w:sz w:val="32"/>
                 <w:szCs w:val="40"/>
               </w:rPr>
-              <w:t>)</w:t>
-            </w:r>
-            <w:proofErr w:type="gramStart"/>
-            <w:r>
-              <w:rPr>
-                <w:rFonts w:ascii="BRH Malayalam Extra" w:hAnsi="BRH Malayalam Extra" w:cs="BRH Malayalam Extra"/>
-                <w:sz w:val="32"/>
-                <w:szCs w:val="40"/>
-              </w:rPr>
-              <w:t>-  Ad</w:t>
-            </w:r>
-            <w:proofErr w:type="gramEnd"/>
-            <w:r>
-              <w:rPr>
-                <w:rFonts w:ascii="BRH Malayalam Extra" w:hAnsi="BRH Malayalam Extra" w:cs="BRH Malayalam Extra"/>
-                <w:sz w:val="32"/>
-                <w:szCs w:val="40"/>
-              </w:rPr>
-              <w:t>¡— | ky</w:t>
+              <w:t>)-  Ad¡— | ky</w:t>
             </w:r>
             <w:r>
               <w:rPr>
@@ -6170,18 +6794,8 @@
                 <w:sz w:val="32"/>
                 <w:szCs w:val="40"/>
               </w:rPr>
-              <w:t>)</w:t>
-            </w:r>
-            <w:proofErr w:type="gramStart"/>
-            <w:r>
-              <w:rPr>
-                <w:rFonts w:ascii="BRH Malayalam Extra" w:hAnsi="BRH Malayalam Extra" w:cs="BRH Malayalam Extra"/>
-                <w:sz w:val="32"/>
-                <w:szCs w:val="40"/>
-              </w:rPr>
-              <w:t>-  j</w:t>
-            </w:r>
-            <w:proofErr w:type="gramEnd"/>
+              <w:t>)-  j</w:t>
+            </w:r>
             <w:r>
               <w:rPr>
                 <w:rFonts w:ascii="BRH Malayalam Extra" w:hAnsi="BRH Malayalam Extra" w:cs="BRH Malayalam Extra"/>
@@ -6395,25 +7009,7 @@
                 <w:sz w:val="32"/>
                 <w:szCs w:val="40"/>
               </w:rPr>
-              <w:t>)</w:t>
-            </w:r>
-            <w:proofErr w:type="gramStart"/>
-            <w:r>
-              <w:rPr>
-                <w:rFonts w:ascii="BRH Malayalam Extra" w:hAnsi="BRH Malayalam Extra" w:cs="BRH Malayalam Extra"/>
-                <w:sz w:val="32"/>
-                <w:szCs w:val="40"/>
-              </w:rPr>
-              <w:t>-  Ad</w:t>
-            </w:r>
-            <w:proofErr w:type="gramEnd"/>
-            <w:r>
-              <w:rPr>
-                <w:rFonts w:ascii="BRH Malayalam Extra" w:hAnsi="BRH Malayalam Extra" w:cs="BRH Malayalam Extra"/>
-                <w:sz w:val="32"/>
-                <w:szCs w:val="40"/>
-              </w:rPr>
-              <w:t>¡— | ky</w:t>
+              <w:t>)-  Ad¡— | ky</w:t>
             </w:r>
             <w:r>
               <w:rPr>
@@ -6637,18 +7233,8 @@
                 <w:sz w:val="32"/>
                 <w:szCs w:val="40"/>
               </w:rPr>
-              <w:t>)</w:t>
-            </w:r>
-            <w:proofErr w:type="gramStart"/>
-            <w:r>
-              <w:rPr>
-                <w:rFonts w:ascii="BRH Malayalam Extra" w:hAnsi="BRH Malayalam Extra" w:cs="BRH Malayalam Extra"/>
-                <w:sz w:val="32"/>
-                <w:szCs w:val="40"/>
-              </w:rPr>
-              <w:t>-  j</w:t>
-            </w:r>
-            <w:proofErr w:type="gramEnd"/>
+              <w:t>)-  j</w:t>
+            </w:r>
             <w:r>
               <w:rPr>
                 <w:rFonts w:ascii="BRH Malayalam Extra" w:hAnsi="BRH Malayalam Extra" w:cs="BRH Malayalam Extra"/>
@@ -6866,18 +7452,8 @@
                 <w:sz w:val="32"/>
                 <w:szCs w:val="40"/>
               </w:rPr>
-              <w:t>)</w:t>
-            </w:r>
-            <w:proofErr w:type="gramStart"/>
-            <w:r>
-              <w:rPr>
-                <w:rFonts w:ascii="BRH Malayalam Extra" w:hAnsi="BRH Malayalam Extra" w:cs="BRH Malayalam Extra"/>
-                <w:sz w:val="32"/>
-                <w:szCs w:val="40"/>
-              </w:rPr>
-              <w:t>-  j</w:t>
-            </w:r>
-            <w:proofErr w:type="gramEnd"/>
+              <w:t>)-  j</w:t>
+            </w:r>
             <w:r>
               <w:rPr>
                 <w:rFonts w:ascii="BRH Malayalam Extra" w:hAnsi="BRH Malayalam Extra" w:cs="BRH Malayalam Extra"/>
@@ -7009,7 +7585,6 @@
                 <w:rFonts w:cs="BRH Malayalam Extra"/>
                 <w:szCs w:val="40"/>
               </w:rPr>
-              <w:lastRenderedPageBreak/>
               <w:t>37</w:t>
             </w:r>
             <w:r>
@@ -7101,18 +7676,8 @@
                 <w:sz w:val="32"/>
                 <w:szCs w:val="40"/>
               </w:rPr>
-              <w:t>)</w:t>
-            </w:r>
-            <w:proofErr w:type="gramStart"/>
-            <w:r>
-              <w:rPr>
-                <w:rFonts w:ascii="BRH Malayalam Extra" w:hAnsi="BRH Malayalam Extra" w:cs="BRH Malayalam Extra"/>
-                <w:sz w:val="32"/>
-                <w:szCs w:val="40"/>
-              </w:rPr>
-              <w:t>-  j</w:t>
-            </w:r>
-            <w:proofErr w:type="gramEnd"/>
+              <w:t>)-  j</w:t>
+            </w:r>
             <w:r>
               <w:rPr>
                 <w:rFonts w:ascii="BRH Malayalam Extra" w:hAnsi="BRH Malayalam Extra" w:cs="BRH Malayalam Extra"/>
@@ -7330,18 +7895,8 @@
                 <w:sz w:val="32"/>
                 <w:szCs w:val="40"/>
               </w:rPr>
-              <w:t>)</w:t>
-            </w:r>
-            <w:proofErr w:type="gramStart"/>
-            <w:r>
-              <w:rPr>
-                <w:rFonts w:ascii="BRH Malayalam Extra" w:hAnsi="BRH Malayalam Extra" w:cs="BRH Malayalam Extra"/>
-                <w:sz w:val="32"/>
-                <w:szCs w:val="40"/>
-              </w:rPr>
-              <w:t>-  j</w:t>
-            </w:r>
-            <w:proofErr w:type="gramEnd"/>
+              <w:t>)-  j</w:t>
+            </w:r>
             <w:r>
               <w:rPr>
                 <w:rFonts w:ascii="BRH Malayalam Extra" w:hAnsi="BRH Malayalam Extra" w:cs="BRH Malayalam Extra"/>
@@ -7564,25 +8119,7 @@
                 <w:sz w:val="32"/>
                 <w:szCs w:val="40"/>
               </w:rPr>
-              <w:t>)</w:t>
-            </w:r>
-            <w:proofErr w:type="gramStart"/>
-            <w:r>
-              <w:rPr>
-                <w:rFonts w:ascii="BRH Malayalam Extra" w:hAnsi="BRH Malayalam Extra" w:cs="BRH Malayalam Extra"/>
-                <w:sz w:val="32"/>
-                <w:szCs w:val="40"/>
-              </w:rPr>
-              <w:t>-  Bd</w:t>
-            </w:r>
-            <w:proofErr w:type="gramEnd"/>
-            <w:r>
-              <w:rPr>
-                <w:rFonts w:ascii="BRH Malayalam Extra" w:hAnsi="BRH Malayalam Extra" w:cs="BRH Malayalam Extra"/>
-                <w:sz w:val="32"/>
-                <w:szCs w:val="40"/>
-              </w:rPr>
-              <w:t>¡—ræ¡hzJ |</w:t>
+              <w:t>)-  Bd¡—ræ¡hzJ |</w:t>
             </w:r>
           </w:p>
           <w:p>
@@ -7786,25 +8323,7 @@
                 <w:sz w:val="32"/>
                 <w:szCs w:val="40"/>
               </w:rPr>
-              <w:t>)</w:t>
-            </w:r>
-            <w:proofErr w:type="gramStart"/>
-            <w:r>
-              <w:rPr>
-                <w:rFonts w:ascii="BRH Malayalam Extra" w:hAnsi="BRH Malayalam Extra" w:cs="BRH Malayalam Extra"/>
-                <w:sz w:val="32"/>
-                <w:szCs w:val="40"/>
-              </w:rPr>
-              <w:t>-  Bd</w:t>
-            </w:r>
-            <w:proofErr w:type="gramEnd"/>
-            <w:r>
-              <w:rPr>
-                <w:rFonts w:ascii="BRH Malayalam Extra" w:hAnsi="BRH Malayalam Extra" w:cs="BRH Malayalam Extra"/>
-                <w:sz w:val="32"/>
-                <w:szCs w:val="40"/>
-              </w:rPr>
-              <w:t>¡—ræ¡hzJ |</w:t>
+              <w:t>)-  Bd¡—ræ¡hzJ |</w:t>
             </w:r>
           </w:p>
           <w:p>
@@ -8032,25 +8551,7 @@
                 <w:sz w:val="32"/>
                 <w:szCs w:val="40"/>
               </w:rPr>
-              <w:t>)</w:t>
-            </w:r>
-            <w:proofErr w:type="gramStart"/>
-            <w:r>
-              <w:rPr>
-                <w:rFonts w:ascii="BRH Malayalam Extra" w:hAnsi="BRH Malayalam Extra" w:cs="BRH Malayalam Extra"/>
-                <w:sz w:val="32"/>
-                <w:szCs w:val="40"/>
-              </w:rPr>
-              <w:t>-  Bty</w:t>
-            </w:r>
-            <w:proofErr w:type="gramEnd"/>
-            <w:r>
-              <w:rPr>
-                <w:rFonts w:ascii="BRH Malayalam Extra" w:hAnsi="BRH Malayalam Extra" w:cs="BRH Malayalam Extra"/>
-                <w:sz w:val="32"/>
-                <w:szCs w:val="40"/>
-              </w:rPr>
-              <w:t>—Zx²yJ |</w:t>
+              <w:t>)-  Bty—Zx²yJ |</w:t>
             </w:r>
           </w:p>
           <w:p>
@@ -8260,25 +8761,7 @@
                 <w:sz w:val="32"/>
                 <w:szCs w:val="40"/>
               </w:rPr>
-              <w:t>)</w:t>
-            </w:r>
-            <w:proofErr w:type="gramStart"/>
-            <w:r>
-              <w:rPr>
-                <w:rFonts w:ascii="BRH Malayalam Extra" w:hAnsi="BRH Malayalam Extra" w:cs="BRH Malayalam Extra"/>
-                <w:sz w:val="32"/>
-                <w:szCs w:val="40"/>
-              </w:rPr>
-              <w:t>-  Bty</w:t>
-            </w:r>
-            <w:proofErr w:type="gramEnd"/>
-            <w:r>
-              <w:rPr>
-                <w:rFonts w:ascii="BRH Malayalam Extra" w:hAnsi="BRH Malayalam Extra" w:cs="BRH Malayalam Extra"/>
-                <w:sz w:val="32"/>
-                <w:szCs w:val="40"/>
-              </w:rPr>
-              <w:t>—Zx²yJ |</w:t>
+              <w:t>)-  Bty—Zx²yJ |</w:t>
             </w:r>
           </w:p>
           <w:p>
@@ -8493,18 +8976,8 @@
                 <w:sz w:val="32"/>
                 <w:szCs w:val="40"/>
               </w:rPr>
-              <w:t>)</w:t>
-            </w:r>
-            <w:proofErr w:type="gramStart"/>
-            <w:r>
-              <w:rPr>
-                <w:rFonts w:ascii="BRH Malayalam Extra" w:hAnsi="BRH Malayalam Extra" w:cs="BRH Malayalam Extra"/>
-                <w:sz w:val="32"/>
-                <w:szCs w:val="40"/>
-              </w:rPr>
-              <w:t>-  A</w:t>
-            </w:r>
-            <w:proofErr w:type="gramEnd"/>
+              <w:t>)-  A</w:t>
+            </w:r>
             <w:r>
               <w:rPr>
                 <w:rFonts w:ascii="BRH Malayalam Extra" w:hAnsi="BRH Malayalam Extra" w:cs="BRH Malayalam Extra"/>
@@ -8768,18 +9241,8 @@
                 <w:sz w:val="32"/>
                 <w:szCs w:val="40"/>
               </w:rPr>
-              <w:t>)</w:t>
-            </w:r>
-            <w:proofErr w:type="gramStart"/>
-            <w:r>
-              <w:rPr>
-                <w:rFonts w:ascii="BRH Malayalam Extra" w:hAnsi="BRH Malayalam Extra" w:cs="BRH Malayalam Extra"/>
-                <w:sz w:val="32"/>
-                <w:szCs w:val="40"/>
-              </w:rPr>
-              <w:t>-  A</w:t>
-            </w:r>
-            <w:proofErr w:type="gramEnd"/>
+              <w:t>)-  A</w:t>
+            </w:r>
             <w:r>
               <w:rPr>
                 <w:rFonts w:ascii="BRH Malayalam Extra" w:hAnsi="BRH Malayalam Extra" w:cs="BRH Malayalam Extra"/>
@@ -8987,6 +9450,7 @@
                 <w:rFonts w:cs="BRH Malayalam Extra"/>
                 <w:szCs w:val="40"/>
               </w:rPr>
+              <w:lastRenderedPageBreak/>
               <w:t>35</w:t>
             </w:r>
             <w:r>
@@ -9078,18 +9542,8 @@
                 <w:sz w:val="32"/>
                 <w:szCs w:val="40"/>
               </w:rPr>
-              <w:t>)</w:t>
-            </w:r>
-            <w:proofErr w:type="gramStart"/>
-            <w:r>
-              <w:rPr>
-                <w:rFonts w:ascii="BRH Malayalam Extra" w:hAnsi="BRH Malayalam Extra" w:cs="BRH Malayalam Extra"/>
-                <w:sz w:val="32"/>
-                <w:szCs w:val="40"/>
-              </w:rPr>
-              <w:t>-  px</w:t>
-            </w:r>
-            <w:proofErr w:type="gramEnd"/>
+              <w:t>)-  px</w:t>
+            </w:r>
             <w:r>
               <w:rPr>
                 <w:rFonts w:ascii="BRH Malayalam Extra" w:hAnsi="BRH Malayalam Extra" w:cs="BRH Malayalam Extra"/>
@@ -9394,18 +9848,8 @@
                 <w:sz w:val="32"/>
                 <w:szCs w:val="40"/>
               </w:rPr>
-              <w:t>)</w:t>
-            </w:r>
-            <w:proofErr w:type="gramStart"/>
-            <w:r>
-              <w:rPr>
-                <w:rFonts w:ascii="BRH Malayalam Extra" w:hAnsi="BRH Malayalam Extra" w:cs="BRH Malayalam Extra"/>
-                <w:sz w:val="32"/>
-                <w:szCs w:val="40"/>
-              </w:rPr>
-              <w:t>-  px</w:t>
-            </w:r>
-            <w:proofErr w:type="gramEnd"/>
+              <w:t>)-  px</w:t>
+            </w:r>
             <w:r>
               <w:rPr>
                 <w:rFonts w:ascii="BRH Malayalam Extra" w:hAnsi="BRH Malayalam Extra" w:cs="BRH Malayalam Extra"/>
@@ -10296,7 +10740,6 @@
                 <w:szCs w:val="40"/>
                 <w:lang w:val="it-IT"/>
               </w:rPr>
-              <w:lastRenderedPageBreak/>
               <w:t>E</w:t>
             </w:r>
             <w:r>
@@ -10403,7 +10846,6 @@
                 <w:szCs w:val="40"/>
                 <w:lang w:val="it-IT"/>
               </w:rPr>
-              <w:lastRenderedPageBreak/>
               <w:t>10</w:t>
             </w:r>
             <w:r>
@@ -11254,7 +11696,6 @@
                 <w:szCs w:val="40"/>
                 <w:lang w:val="it-IT"/>
               </w:rPr>
-              <w:lastRenderedPageBreak/>
               <w:t>E</w:t>
             </w:r>
             <w:r>
@@ -11364,7 +11805,6 @@
                 <w:rFonts w:cs="BRH Malayalam Extra"/>
                 <w:szCs w:val="40"/>
               </w:rPr>
-              <w:lastRenderedPageBreak/>
               <w:t>52</w:t>
             </w:r>
             <w:r>
@@ -11456,18 +11896,8 @@
                 <w:sz w:val="32"/>
                 <w:szCs w:val="40"/>
               </w:rPr>
-              <w:t>)</w:t>
-            </w:r>
-            <w:proofErr w:type="gramStart"/>
-            <w:r>
-              <w:rPr>
-                <w:rFonts w:ascii="BRH Malayalam Extra" w:hAnsi="BRH Malayalam Extra" w:cs="BRH Malayalam Extra"/>
-                <w:sz w:val="32"/>
-                <w:szCs w:val="40"/>
-              </w:rPr>
-              <w:t>-  sû</w:t>
-            </w:r>
-            <w:proofErr w:type="gramEnd"/>
+              <w:t>)-  sû</w:t>
+            </w:r>
             <w:r>
               <w:rPr>
                 <w:rFonts w:ascii="BRH Malayalam Extra" w:hAnsi="BRH Malayalam Extra" w:cs="BRH Malayalam Extra"/>
@@ -11676,18 +12106,8 @@
                 <w:sz w:val="32"/>
                 <w:szCs w:val="40"/>
               </w:rPr>
-              <w:t>)</w:t>
-            </w:r>
-            <w:proofErr w:type="gramStart"/>
-            <w:r>
-              <w:rPr>
-                <w:rFonts w:ascii="BRH Malayalam Extra" w:hAnsi="BRH Malayalam Extra" w:cs="BRH Malayalam Extra"/>
-                <w:sz w:val="32"/>
-                <w:szCs w:val="40"/>
-              </w:rPr>
-              <w:t>-  sû</w:t>
-            </w:r>
-            <w:proofErr w:type="gramEnd"/>
+              <w:t>)-  sû</w:t>
+            </w:r>
             <w:r>
               <w:rPr>
                 <w:rFonts w:ascii="BRH Malayalam Extra" w:hAnsi="BRH Malayalam Extra" w:cs="BRH Malayalam Extra"/>
@@ -11901,25 +12321,7 @@
                 <w:sz w:val="32"/>
                 <w:szCs w:val="40"/>
               </w:rPr>
-              <w:t>)</w:t>
-            </w:r>
-            <w:proofErr w:type="gramStart"/>
-            <w:r>
-              <w:rPr>
-                <w:rFonts w:ascii="BRH Malayalam Extra" w:hAnsi="BRH Malayalam Extra" w:cs="BRH Malayalam Extra"/>
-                <w:sz w:val="32"/>
-                <w:szCs w:val="40"/>
-              </w:rPr>
-              <w:t>-  pxRy</w:t>
-            </w:r>
-            <w:proofErr w:type="gramEnd"/>
-            <w:r>
-              <w:rPr>
-                <w:rFonts w:ascii="BRH Malayalam Extra" w:hAnsi="BRH Malayalam Extra" w:cs="BRH Malayalam Extra"/>
-                <w:sz w:val="32"/>
-                <w:szCs w:val="40"/>
-              </w:rPr>
-              <w:t>—dJ | px</w:t>
+              <w:t>)-  pxRy—dJ | px</w:t>
             </w:r>
             <w:r>
               <w:rPr>
@@ -12238,18 +12640,8 @@
                 <w:sz w:val="32"/>
                 <w:szCs w:val="40"/>
               </w:rPr>
-              <w:t>)</w:t>
-            </w:r>
-            <w:proofErr w:type="gramStart"/>
-            <w:r>
-              <w:rPr>
-                <w:rFonts w:ascii="BRH Malayalam Extra" w:hAnsi="BRH Malayalam Extra" w:cs="BRH Malayalam Extra"/>
-                <w:sz w:val="32"/>
-                <w:szCs w:val="40"/>
-              </w:rPr>
-              <w:t>-  px</w:t>
-            </w:r>
-            <w:proofErr w:type="gramEnd"/>
+              <w:t>)-  px</w:t>
+            </w:r>
             <w:r>
               <w:rPr>
                 <w:rFonts w:ascii="BRH Malayalam Extra" w:hAnsi="BRH Malayalam Extra" w:cs="BRH Malayalam Extra"/>
@@ -12543,6 +12935,7 @@
                 <w:rFonts w:cs="BRH Malayalam Extra"/>
                 <w:szCs w:val="40"/>
               </w:rPr>
+              <w:lastRenderedPageBreak/>
               <w:t>11</w:t>
             </w:r>
             <w:r>
@@ -12634,18 +13027,8 @@
                 <w:sz w:val="32"/>
                 <w:szCs w:val="40"/>
               </w:rPr>
-              <w:t>)</w:t>
-            </w:r>
-            <w:proofErr w:type="gramStart"/>
-            <w:r>
-              <w:rPr>
-                <w:rFonts w:ascii="BRH Malayalam Extra" w:hAnsi="BRH Malayalam Extra" w:cs="BRH Malayalam Extra"/>
-                <w:sz w:val="32"/>
-                <w:szCs w:val="40"/>
-              </w:rPr>
-              <w:t>-  px</w:t>
-            </w:r>
-            <w:proofErr w:type="gramEnd"/>
+              <w:t>)-  px</w:t>
+            </w:r>
             <w:r>
               <w:rPr>
                 <w:rFonts w:ascii="BRH Malayalam Extra" w:hAnsi="BRH Malayalam Extra" w:cs="BRH Malayalam Extra"/>
@@ -12851,6 +13234,7 @@
                 <w:rFonts w:cs="BRH Malayalam Extra"/>
                 <w:szCs w:val="40"/>
               </w:rPr>
+              <w:lastRenderedPageBreak/>
               <w:t>9</w:t>
             </w:r>
             <w:r>
@@ -12942,25 +13326,7 @@
                 <w:sz w:val="32"/>
                 <w:szCs w:val="40"/>
               </w:rPr>
-              <w:t>)</w:t>
-            </w:r>
-            <w:proofErr w:type="gramStart"/>
-            <w:r>
-              <w:rPr>
-                <w:rFonts w:ascii="BRH Malayalam Extra" w:hAnsi="BRH Malayalam Extra" w:cs="BRH Malayalam Extra"/>
-                <w:sz w:val="32"/>
-                <w:szCs w:val="40"/>
-              </w:rPr>
-              <w:t>-  pxRy</w:t>
-            </w:r>
-            <w:proofErr w:type="gramEnd"/>
-            <w:r>
-              <w:rPr>
-                <w:rFonts w:ascii="BRH Malayalam Extra" w:hAnsi="BRH Malayalam Extra" w:cs="BRH Malayalam Extra"/>
-                <w:sz w:val="32"/>
-                <w:szCs w:val="40"/>
-              </w:rPr>
-              <w:t>—dJ | px</w:t>
+              <w:t>)-  pxRy—dJ | px</w:t>
             </w:r>
             <w:r>
               <w:rPr>
@@ -13273,18 +13639,8 @@
                 <w:sz w:val="32"/>
                 <w:szCs w:val="40"/>
               </w:rPr>
-              <w:t>)</w:t>
-            </w:r>
-            <w:proofErr w:type="gramStart"/>
-            <w:r>
-              <w:rPr>
-                <w:rFonts w:ascii="BRH Malayalam Extra" w:hAnsi="BRH Malayalam Extra" w:cs="BRH Malayalam Extra"/>
-                <w:sz w:val="32"/>
-                <w:szCs w:val="40"/>
-              </w:rPr>
-              <w:t>-  px</w:t>
-            </w:r>
-            <w:proofErr w:type="gramEnd"/>
+              <w:t>)-  px</w:t>
+            </w:r>
             <w:r>
               <w:rPr>
                 <w:rFonts w:ascii="BRH Malayalam Extra" w:hAnsi="BRH Malayalam Extra" w:cs="BRH Malayalam Extra"/>
@@ -13585,6 +13941,7 @@
                 <w:rFonts w:cs="BRH Malayalam Extra"/>
                 <w:szCs w:val="40"/>
               </w:rPr>
+              <w:lastRenderedPageBreak/>
               <w:t>11</w:t>
             </w:r>
             <w:r>
@@ -13676,18 +14033,8 @@
                 <w:sz w:val="32"/>
                 <w:szCs w:val="40"/>
               </w:rPr>
-              <w:t>)</w:t>
-            </w:r>
-            <w:proofErr w:type="gramStart"/>
-            <w:r>
-              <w:rPr>
-                <w:rFonts w:ascii="BRH Malayalam Extra" w:hAnsi="BRH Malayalam Extra" w:cs="BRH Malayalam Extra"/>
-                <w:sz w:val="32"/>
-                <w:szCs w:val="40"/>
-              </w:rPr>
-              <w:t>-  px</w:t>
-            </w:r>
-            <w:proofErr w:type="gramEnd"/>
+              <w:t>)-  px</w:t>
+            </w:r>
             <w:r>
               <w:rPr>
                 <w:rFonts w:ascii="BRH Malayalam Extra" w:hAnsi="BRH Malayalam Extra" w:cs="BRH Malayalam Extra"/>
@@ -13916,6 +14263,7 @@
                 <w:rFonts w:cs="BRH Malayalam Extra"/>
                 <w:szCs w:val="40"/>
               </w:rPr>
+              <w:lastRenderedPageBreak/>
               <w:t>20</w:t>
             </w:r>
             <w:r>
@@ -14007,25 +14355,7 @@
                 <w:sz w:val="32"/>
                 <w:szCs w:val="40"/>
               </w:rPr>
-              <w:t>)</w:t>
-            </w:r>
-            <w:proofErr w:type="gramStart"/>
-            <w:r>
-              <w:rPr>
-                <w:rFonts w:ascii="BRH Malayalam Extra" w:hAnsi="BRH Malayalam Extra" w:cs="BRH Malayalam Extra"/>
-                <w:sz w:val="32"/>
-                <w:szCs w:val="40"/>
-              </w:rPr>
-              <w:t>-  pxRy</w:t>
-            </w:r>
-            <w:proofErr w:type="gramEnd"/>
-            <w:r>
-              <w:rPr>
-                <w:rFonts w:ascii="BRH Malayalam Extra" w:hAnsi="BRH Malayalam Extra" w:cs="BRH Malayalam Extra"/>
-                <w:sz w:val="32"/>
-                <w:szCs w:val="40"/>
-              </w:rPr>
-              <w:t>—dJ | px</w:t>
+              <w:t>)-  pxRy—dJ | px</w:t>
             </w:r>
             <w:r>
               <w:rPr>
@@ -14325,18 +14655,8 @@
                 <w:sz w:val="32"/>
                 <w:szCs w:val="40"/>
               </w:rPr>
-              <w:t>)</w:t>
-            </w:r>
-            <w:proofErr w:type="gramStart"/>
-            <w:r>
-              <w:rPr>
-                <w:rFonts w:ascii="BRH Malayalam Extra" w:hAnsi="BRH Malayalam Extra" w:cs="BRH Malayalam Extra"/>
-                <w:sz w:val="32"/>
-                <w:szCs w:val="40"/>
-              </w:rPr>
-              <w:t>-  px</w:t>
-            </w:r>
-            <w:proofErr w:type="gramEnd"/>
+              <w:t>)-  px</w:t>
+            </w:r>
             <w:r>
               <w:rPr>
                 <w:rFonts w:ascii="BRH Malayalam Extra" w:hAnsi="BRH Malayalam Extra" w:cs="BRH Malayalam Extra"/>
@@ -14414,7 +14734,6 @@
                 <w:sz w:val="32"/>
                 <w:szCs w:val="40"/>
               </w:rPr>
-              <w:lastRenderedPageBreak/>
               <w:t>px</w:t>
             </w:r>
             <w:r>
@@ -14723,18 +15042,8 @@
                 <w:sz w:val="32"/>
                 <w:szCs w:val="40"/>
               </w:rPr>
-              <w:t>)</w:t>
-            </w:r>
-            <w:proofErr w:type="gramStart"/>
-            <w:r>
-              <w:rPr>
-                <w:rFonts w:ascii="BRH Malayalam Extra" w:hAnsi="BRH Malayalam Extra" w:cs="BRH Malayalam Extra"/>
-                <w:sz w:val="32"/>
-                <w:szCs w:val="40"/>
-              </w:rPr>
-              <w:t>-  px</w:t>
-            </w:r>
-            <w:proofErr w:type="gramEnd"/>
+              <w:t>)-  px</w:t>
+            </w:r>
             <w:r>
               <w:rPr>
                 <w:rFonts w:ascii="BRH Malayalam Extra" w:hAnsi="BRH Malayalam Extra" w:cs="BRH Malayalam Extra"/>
@@ -15021,18 +15330,8 @@
                 <w:sz w:val="32"/>
                 <w:szCs w:val="40"/>
               </w:rPr>
-              <w:t>)</w:t>
-            </w:r>
-            <w:proofErr w:type="gramStart"/>
-            <w:r>
-              <w:rPr>
-                <w:rFonts w:ascii="BRH Malayalam Extra" w:hAnsi="BRH Malayalam Extra" w:cs="BRH Malayalam Extra"/>
-                <w:sz w:val="32"/>
-                <w:szCs w:val="40"/>
-              </w:rPr>
-              <w:t>-  öe</w:t>
-            </w:r>
-            <w:proofErr w:type="gramEnd"/>
+              <w:t>)-  öe</w:t>
+            </w:r>
             <w:r>
               <w:rPr>
                 <w:rFonts w:ascii="BRH Malayalam Extra" w:hAnsi="BRH Malayalam Extra" w:cs="BRH Malayalam Extra"/>
@@ -15158,7 +15457,6 @@
                 <w:rFonts w:cs="BRH Malayalam Extra"/>
                 <w:szCs w:val="40"/>
               </w:rPr>
-              <w:lastRenderedPageBreak/>
               <w:t>20</w:t>
             </w:r>
             <w:r>
@@ -15250,25 +15548,7 @@
                 <w:sz w:val="32"/>
                 <w:szCs w:val="40"/>
               </w:rPr>
-              <w:t>)</w:t>
-            </w:r>
-            <w:proofErr w:type="gramStart"/>
-            <w:r>
-              <w:rPr>
-                <w:rFonts w:ascii="BRH Malayalam Extra" w:hAnsi="BRH Malayalam Extra" w:cs="BRH Malayalam Extra"/>
-                <w:sz w:val="32"/>
-                <w:szCs w:val="40"/>
-              </w:rPr>
-              <w:t>-  pxRy</w:t>
-            </w:r>
-            <w:proofErr w:type="gramEnd"/>
-            <w:r>
-              <w:rPr>
-                <w:rFonts w:ascii="BRH Malayalam Extra" w:hAnsi="BRH Malayalam Extra" w:cs="BRH Malayalam Extra"/>
-                <w:sz w:val="32"/>
-                <w:szCs w:val="40"/>
-              </w:rPr>
-              <w:t>—dJ | px</w:t>
+              <w:t>)-  pxRy—dJ | px</w:t>
             </w:r>
             <w:r>
               <w:rPr>
@@ -15582,18 +15862,8 @@
                 <w:sz w:val="32"/>
                 <w:szCs w:val="40"/>
               </w:rPr>
-              <w:t>)</w:t>
-            </w:r>
-            <w:proofErr w:type="gramStart"/>
-            <w:r>
-              <w:rPr>
-                <w:rFonts w:ascii="BRH Malayalam Extra" w:hAnsi="BRH Malayalam Extra" w:cs="BRH Malayalam Extra"/>
-                <w:sz w:val="32"/>
-                <w:szCs w:val="40"/>
-              </w:rPr>
-              <w:t>-  px</w:t>
-            </w:r>
-            <w:proofErr w:type="gramEnd"/>
+              <w:t>)-  px</w:t>
+            </w:r>
             <w:r>
               <w:rPr>
                 <w:rFonts w:ascii="BRH Malayalam Extra" w:hAnsi="BRH Malayalam Extra" w:cs="BRH Malayalam Extra"/>
@@ -15680,7 +15950,6 @@
                 <w:sz w:val="32"/>
                 <w:szCs w:val="40"/>
               </w:rPr>
-              <w:lastRenderedPageBreak/>
               <w:t>px</w:t>
             </w:r>
             <w:r>
@@ -15964,18 +16233,8 @@
                 <w:sz w:val="32"/>
                 <w:szCs w:val="40"/>
               </w:rPr>
-              <w:t>)</w:t>
-            </w:r>
-            <w:proofErr w:type="gramStart"/>
-            <w:r>
-              <w:rPr>
-                <w:rFonts w:ascii="BRH Malayalam Extra" w:hAnsi="BRH Malayalam Extra" w:cs="BRH Malayalam Extra"/>
-                <w:sz w:val="32"/>
-                <w:szCs w:val="40"/>
-              </w:rPr>
-              <w:t>-  px</w:t>
-            </w:r>
-            <w:proofErr w:type="gramEnd"/>
+              <w:t>)-  px</w:t>
+            </w:r>
             <w:r>
               <w:rPr>
                 <w:rFonts w:ascii="BRH Malayalam Extra" w:hAnsi="BRH Malayalam Extra" w:cs="BRH Malayalam Extra"/>
@@ -16270,18 +16529,8 @@
                 <w:sz w:val="32"/>
                 <w:szCs w:val="40"/>
               </w:rPr>
-              <w:t>)</w:t>
-            </w:r>
-            <w:proofErr w:type="gramStart"/>
-            <w:r>
-              <w:rPr>
-                <w:rFonts w:ascii="BRH Malayalam Extra" w:hAnsi="BRH Malayalam Extra" w:cs="BRH Malayalam Extra"/>
-                <w:sz w:val="32"/>
-                <w:szCs w:val="40"/>
-              </w:rPr>
-              <w:t>-  öe</w:t>
-            </w:r>
-            <w:proofErr w:type="gramEnd"/>
+              <w:t>)-  öe</w:t>
+            </w:r>
             <w:r>
               <w:rPr>
                 <w:rFonts w:ascii="BRH Malayalam Extra" w:hAnsi="BRH Malayalam Extra" w:cs="BRH Malayalam Extra"/>
@@ -16421,7 +16670,6 @@
                 <w:rFonts w:cs="BRH Malayalam Extra"/>
                 <w:szCs w:val="40"/>
               </w:rPr>
-              <w:lastRenderedPageBreak/>
               <w:t>49</w:t>
             </w:r>
             <w:r>
@@ -16513,25 +16761,7 @@
                 <w:sz w:val="32"/>
                 <w:szCs w:val="40"/>
               </w:rPr>
-              <w:t>)</w:t>
-            </w:r>
-            <w:proofErr w:type="gramStart"/>
-            <w:r>
-              <w:rPr>
-                <w:rFonts w:ascii="BRH Malayalam Extra" w:hAnsi="BRH Malayalam Extra" w:cs="BRH Malayalam Extra"/>
-                <w:sz w:val="32"/>
-                <w:szCs w:val="40"/>
-              </w:rPr>
-              <w:t>-  ¥</w:t>
-            </w:r>
-            <w:proofErr w:type="gramEnd"/>
-            <w:r>
-              <w:rPr>
-                <w:rFonts w:ascii="BRH Malayalam Extra" w:hAnsi="BRH Malayalam Extra" w:cs="BRH Malayalam Extra"/>
-                <w:sz w:val="32"/>
-                <w:szCs w:val="40"/>
-              </w:rPr>
-              <w:t>Px</w:t>
+              <w:t>)-  ¥Px</w:t>
             </w:r>
             <w:r>
               <w:rPr>
@@ -16781,25 +17011,7 @@
                 <w:sz w:val="32"/>
                 <w:szCs w:val="40"/>
               </w:rPr>
-              <w:t>)</w:t>
-            </w:r>
-            <w:proofErr w:type="gramStart"/>
-            <w:r>
-              <w:rPr>
-                <w:rFonts w:ascii="BRH Malayalam Extra" w:hAnsi="BRH Malayalam Extra" w:cs="BRH Malayalam Extra"/>
-                <w:sz w:val="32"/>
-                <w:szCs w:val="40"/>
-              </w:rPr>
-              <w:t>-  ¥</w:t>
-            </w:r>
-            <w:proofErr w:type="gramEnd"/>
-            <w:r>
-              <w:rPr>
-                <w:rFonts w:ascii="BRH Malayalam Extra" w:hAnsi="BRH Malayalam Extra" w:cs="BRH Malayalam Extra"/>
-                <w:sz w:val="32"/>
-                <w:szCs w:val="40"/>
-              </w:rPr>
-              <w:t>Px</w:t>
+              <w:t>)-  ¥Px</w:t>
             </w:r>
             <w:r>
               <w:rPr>
@@ -16955,6 +17167,7 @@
                 <w:rFonts w:cs="BRH Malayalam Extra"/>
                 <w:szCs w:val="40"/>
               </w:rPr>
+              <w:lastRenderedPageBreak/>
               <w:t>40</w:t>
             </w:r>
             <w:r>
@@ -17046,18 +17259,8 @@
                 <w:sz w:val="32"/>
                 <w:szCs w:val="40"/>
               </w:rPr>
-              <w:t>)</w:t>
-            </w:r>
-            <w:proofErr w:type="gramStart"/>
-            <w:r>
-              <w:rPr>
-                <w:rFonts w:ascii="BRH Malayalam Extra" w:hAnsi="BRH Malayalam Extra" w:cs="BRH Malayalam Extra"/>
-                <w:sz w:val="32"/>
-                <w:szCs w:val="40"/>
-              </w:rPr>
-              <w:t>-  sy</w:t>
-            </w:r>
-            <w:proofErr w:type="gramEnd"/>
+              <w:t>)-  sy</w:t>
+            </w:r>
             <w:r>
               <w:rPr>
                 <w:rFonts w:ascii="BRH Malayalam Extra" w:hAnsi="BRH Malayalam Extra" w:cs="BRH Malayalam Extra"/>
@@ -17298,18 +17501,8 @@
                 <w:sz w:val="32"/>
                 <w:szCs w:val="40"/>
               </w:rPr>
-              <w:t>)</w:t>
-            </w:r>
-            <w:proofErr w:type="gramStart"/>
-            <w:r>
-              <w:rPr>
-                <w:rFonts w:ascii="BRH Malayalam Extra" w:hAnsi="BRH Malayalam Extra" w:cs="BRH Malayalam Extra"/>
-                <w:sz w:val="32"/>
-                <w:szCs w:val="40"/>
-              </w:rPr>
-              <w:t>-  sy</w:t>
-            </w:r>
-            <w:proofErr w:type="gramEnd"/>
+              <w:t>)-  sy</w:t>
+            </w:r>
             <w:r>
               <w:rPr>
                 <w:rFonts w:ascii="BRH Malayalam Extra" w:hAnsi="BRH Malayalam Extra" w:cs="BRH Malayalam Extra"/>
@@ -17546,25 +17739,7 @@
                 <w:sz w:val="32"/>
                 <w:szCs w:val="40"/>
               </w:rPr>
-              <w:t>)</w:t>
-            </w:r>
-            <w:proofErr w:type="gramStart"/>
-            <w:r>
-              <w:rPr>
-                <w:rFonts w:ascii="BRH Malayalam Extra" w:hAnsi="BRH Malayalam Extra" w:cs="BRH Malayalam Extra"/>
-                <w:sz w:val="32"/>
-                <w:szCs w:val="40"/>
-              </w:rPr>
-              <w:t>-  pyrê</w:t>
-            </w:r>
-            <w:proofErr w:type="gramEnd"/>
-            <w:r>
-              <w:rPr>
-                <w:rFonts w:ascii="BRH Malayalam Extra" w:hAnsi="BRH Malayalam Extra" w:cs="BRH Malayalam Extra"/>
-                <w:sz w:val="32"/>
-                <w:szCs w:val="40"/>
-              </w:rPr>
-              <w:t xml:space="preserve">¡—J | öZõ—±¥kY | </w:t>
+              <w:t xml:space="preserve">)-  pyrê¡—J | öZõ—±¥kY | </w:t>
             </w:r>
           </w:p>
           <w:p>
@@ -17847,25 +18022,7 @@
                 <w:sz w:val="32"/>
                 <w:szCs w:val="40"/>
               </w:rPr>
-              <w:t>)</w:t>
-            </w:r>
-            <w:proofErr w:type="gramStart"/>
-            <w:r>
-              <w:rPr>
-                <w:rFonts w:ascii="BRH Malayalam Extra" w:hAnsi="BRH Malayalam Extra" w:cs="BRH Malayalam Extra"/>
-                <w:sz w:val="32"/>
-                <w:szCs w:val="40"/>
-              </w:rPr>
-              <w:t>-  öZõ</w:t>
-            </w:r>
-            <w:proofErr w:type="gramEnd"/>
-            <w:r>
-              <w:rPr>
-                <w:rFonts w:ascii="BRH Malayalam Extra" w:hAnsi="BRH Malayalam Extra" w:cs="BRH Malayalam Extra"/>
-                <w:sz w:val="32"/>
-                <w:szCs w:val="40"/>
-              </w:rPr>
-              <w:t xml:space="preserve">—±¥kY | öZz© | </w:t>
+              <w:t xml:space="preserve">)-  öZõ—±¥kY | öZz© | </w:t>
             </w:r>
           </w:p>
           <w:p>
@@ -17887,7 +18044,6 @@
                 <w:sz w:val="32"/>
                 <w:szCs w:val="40"/>
               </w:rPr>
-              <w:lastRenderedPageBreak/>
               <w:t>öZõ—±¥</w:t>
             </w:r>
             <w:r>
@@ -17923,43 +18079,7 @@
                 <w:sz w:val="32"/>
                 <w:szCs w:val="40"/>
               </w:rPr>
-              <w:t xml:space="preserve"> </w:t>
-            </w:r>
-            <w:proofErr w:type="gramStart"/>
-            <w:r>
-              <w:rPr>
-                <w:rFonts w:ascii="BRH Malayalam Extra" w:hAnsi="BRH Malayalam Extra" w:cs="BRH Malayalam Extra"/>
-                <w:sz w:val="32"/>
-                <w:szCs w:val="40"/>
-              </w:rPr>
-              <w:t>öZz(</w:t>
-            </w:r>
-            <w:proofErr w:type="gramEnd"/>
-            <w:r>
-              <w:rPr>
-                <w:rFonts w:ascii="BRH Malayalam Extra" w:hAnsi="BRH Malayalam Extra" w:cs="BRH Malayalam Extra"/>
-                <w:sz w:val="32"/>
-                <w:szCs w:val="40"/>
-              </w:rPr>
-              <w:t xml:space="preserve">MÞ§) </w:t>
-            </w:r>
-            <w:proofErr w:type="gramStart"/>
-            <w:r>
-              <w:rPr>
-                <w:rFonts w:ascii="BRH Malayalam Extra" w:hAnsi="BRH Malayalam Extra" w:cs="BRH Malayalam Extra"/>
-                <w:sz w:val="32"/>
-                <w:szCs w:val="40"/>
-              </w:rPr>
-              <w:t>ösëz(</w:t>
-            </w:r>
-            <w:proofErr w:type="gramEnd"/>
-            <w:r>
-              <w:rPr>
-                <w:rFonts w:ascii="BRH Malayalam Extra" w:hAnsi="BRH Malayalam Extra" w:cs="BRH Malayalam Extra"/>
-                <w:sz w:val="32"/>
-                <w:szCs w:val="40"/>
-              </w:rPr>
-              <w:t>MÞ§) ösëõ—±¥kY</w:t>
+              <w:t xml:space="preserve"> öZz(MÞ§) ösëz(MÞ§) ösëõ—±¥kY</w:t>
             </w:r>
             <w:r>
               <w:rPr>
@@ -18064,7 +18184,6 @@
                 <w:rFonts w:cs="BRH Malayalam Extra"/>
                 <w:szCs w:val="40"/>
               </w:rPr>
-              <w:lastRenderedPageBreak/>
               <w:t>14</w:t>
             </w:r>
             <w:r>
@@ -18156,25 +18275,7 @@
                 <w:sz w:val="32"/>
                 <w:szCs w:val="40"/>
               </w:rPr>
-              <w:t>)</w:t>
-            </w:r>
-            <w:proofErr w:type="gramStart"/>
-            <w:r>
-              <w:rPr>
-                <w:rFonts w:ascii="BRH Malayalam Extra" w:hAnsi="BRH Malayalam Extra" w:cs="BRH Malayalam Extra"/>
-                <w:sz w:val="32"/>
-                <w:szCs w:val="40"/>
-              </w:rPr>
-              <w:t>-  pyrê</w:t>
-            </w:r>
-            <w:proofErr w:type="gramEnd"/>
-            <w:r>
-              <w:rPr>
-                <w:rFonts w:ascii="BRH Malayalam Extra" w:hAnsi="BRH Malayalam Extra" w:cs="BRH Malayalam Extra"/>
-                <w:sz w:val="32"/>
-                <w:szCs w:val="40"/>
-              </w:rPr>
-              <w:t xml:space="preserve">¡—J | öZõ—±¥kY | </w:t>
+              <w:t xml:space="preserve">)-  pyrê¡—J | öZõ—±¥kY | </w:t>
             </w:r>
           </w:p>
           <w:p>
@@ -18454,25 +18555,7 @@
                 <w:sz w:val="32"/>
                 <w:szCs w:val="40"/>
               </w:rPr>
-              <w:t>)</w:t>
-            </w:r>
-            <w:proofErr w:type="gramStart"/>
-            <w:r>
-              <w:rPr>
-                <w:rFonts w:ascii="BRH Malayalam Extra" w:hAnsi="BRH Malayalam Extra" w:cs="BRH Malayalam Extra"/>
-                <w:sz w:val="32"/>
-                <w:szCs w:val="40"/>
-              </w:rPr>
-              <w:t>-  öZõ</w:t>
-            </w:r>
-            <w:proofErr w:type="gramEnd"/>
-            <w:r>
-              <w:rPr>
-                <w:rFonts w:ascii="BRH Malayalam Extra" w:hAnsi="BRH Malayalam Extra" w:cs="BRH Malayalam Extra"/>
-                <w:sz w:val="32"/>
-                <w:szCs w:val="40"/>
-              </w:rPr>
-              <w:t xml:space="preserve">—±¥kY | öZz© | </w:t>
+              <w:t xml:space="preserve">)-  öZõ—±¥kY | öZz© | </w:t>
             </w:r>
           </w:p>
           <w:p>
@@ -18494,7 +18577,6 @@
                 <w:sz w:val="32"/>
                 <w:szCs w:val="40"/>
               </w:rPr>
-              <w:lastRenderedPageBreak/>
               <w:t>öZõ—±¥</w:t>
             </w:r>
             <w:r>
@@ -18521,43 +18603,7 @@
                 <w:sz w:val="32"/>
                 <w:szCs w:val="40"/>
               </w:rPr>
-              <w:t xml:space="preserve"> </w:t>
-            </w:r>
-            <w:proofErr w:type="gramStart"/>
-            <w:r>
-              <w:rPr>
-                <w:rFonts w:ascii="BRH Malayalam Extra" w:hAnsi="BRH Malayalam Extra" w:cs="BRH Malayalam Extra"/>
-                <w:sz w:val="32"/>
-                <w:szCs w:val="40"/>
-              </w:rPr>
-              <w:t>öZz(</w:t>
-            </w:r>
-            <w:proofErr w:type="gramEnd"/>
-            <w:r>
-              <w:rPr>
-                <w:rFonts w:ascii="BRH Malayalam Extra" w:hAnsi="BRH Malayalam Extra" w:cs="BRH Malayalam Extra"/>
-                <w:sz w:val="32"/>
-                <w:szCs w:val="40"/>
-              </w:rPr>
-              <w:t xml:space="preserve">MÞ§) </w:t>
-            </w:r>
-            <w:proofErr w:type="gramStart"/>
-            <w:r>
-              <w:rPr>
-                <w:rFonts w:ascii="BRH Malayalam Extra" w:hAnsi="BRH Malayalam Extra" w:cs="BRH Malayalam Extra"/>
-                <w:sz w:val="32"/>
-                <w:szCs w:val="40"/>
-              </w:rPr>
-              <w:t>ösëz(</w:t>
-            </w:r>
-            <w:proofErr w:type="gramEnd"/>
-            <w:r>
-              <w:rPr>
-                <w:rFonts w:ascii="BRH Malayalam Extra" w:hAnsi="BRH Malayalam Extra" w:cs="BRH Malayalam Extra"/>
-                <w:sz w:val="32"/>
-                <w:szCs w:val="40"/>
-              </w:rPr>
-              <w:t>MÞ§) ösëõ—±¥kY</w:t>
+              <w:t xml:space="preserve"> öZz(MÞ§) ösëz(MÞ§) ösëõ—±¥kY</w:t>
             </w:r>
             <w:r>
               <w:rPr>
@@ -18657,7 +18703,6 @@
                 <w:rFonts w:cs="BRH Malayalam Extra"/>
                 <w:szCs w:val="40"/>
               </w:rPr>
-              <w:lastRenderedPageBreak/>
               <w:t>35</w:t>
             </w:r>
             <w:r>
@@ -18749,18 +18794,8 @@
                 <w:sz w:val="32"/>
                 <w:szCs w:val="40"/>
               </w:rPr>
-              <w:t>)</w:t>
-            </w:r>
-            <w:proofErr w:type="gramStart"/>
-            <w:r>
-              <w:rPr>
-                <w:rFonts w:ascii="BRH Malayalam Extra" w:hAnsi="BRH Malayalam Extra" w:cs="BRH Malayalam Extra"/>
-                <w:sz w:val="32"/>
-                <w:szCs w:val="40"/>
-              </w:rPr>
-              <w:t>-  cx</w:t>
-            </w:r>
-            <w:proofErr w:type="gramEnd"/>
+              <w:t>)-  cx</w:t>
+            </w:r>
             <w:r>
               <w:rPr>
                 <w:rFonts w:ascii="BRH Malayalam Extra" w:hAnsi="BRH Malayalam Extra" w:cs="BRH Malayalam Extra"/>
@@ -18998,25 +19033,7 @@
                 <w:sz w:val="32"/>
                 <w:szCs w:val="40"/>
               </w:rPr>
-              <w:t>)</w:t>
-            </w:r>
-            <w:proofErr w:type="gramStart"/>
-            <w:r>
-              <w:rPr>
-                <w:rFonts w:ascii="BRH Malayalam Extra" w:hAnsi="BRH Malayalam Extra" w:cs="BRH Malayalam Extra"/>
-                <w:sz w:val="32"/>
-                <w:szCs w:val="40"/>
-              </w:rPr>
-              <w:t>-  rW</w:t>
-            </w:r>
-            <w:proofErr w:type="gramEnd"/>
-            <w:r>
-              <w:rPr>
-                <w:rFonts w:ascii="BRH Malayalam Extra" w:hAnsi="BRH Malayalam Extra" w:cs="BRH Malayalam Extra"/>
-                <w:sz w:val="32"/>
-                <w:szCs w:val="40"/>
-              </w:rPr>
-              <w:t>—±¥kY | rU§ |</w:t>
+              <w:t>)-  rW—±¥kY | rU§ |</w:t>
             </w:r>
           </w:p>
           <w:p>
@@ -19250,18 +19267,8 @@
                 <w:sz w:val="32"/>
                 <w:szCs w:val="40"/>
               </w:rPr>
-              <w:t>)</w:t>
-            </w:r>
-            <w:proofErr w:type="gramStart"/>
-            <w:r>
-              <w:rPr>
-                <w:rFonts w:ascii="BRH Malayalam Extra" w:hAnsi="BRH Malayalam Extra" w:cs="BRH Malayalam Extra"/>
-                <w:sz w:val="32"/>
-                <w:szCs w:val="40"/>
-              </w:rPr>
-              <w:t>-  cx</w:t>
-            </w:r>
-            <w:proofErr w:type="gramEnd"/>
+              <w:t>)-  cx</w:t>
+            </w:r>
             <w:r>
               <w:rPr>
                 <w:rFonts w:ascii="BRH Malayalam Extra" w:hAnsi="BRH Malayalam Extra" w:cs="BRH Malayalam Extra"/>
@@ -19491,25 +19498,7 @@
                 <w:sz w:val="32"/>
                 <w:szCs w:val="40"/>
               </w:rPr>
-              <w:t>)</w:t>
-            </w:r>
-            <w:proofErr w:type="gramStart"/>
-            <w:r>
-              <w:rPr>
-                <w:rFonts w:ascii="BRH Malayalam Extra" w:hAnsi="BRH Malayalam Extra" w:cs="BRH Malayalam Extra"/>
-                <w:sz w:val="32"/>
-                <w:szCs w:val="40"/>
-              </w:rPr>
-              <w:t>-  rW</w:t>
-            </w:r>
-            <w:proofErr w:type="gramEnd"/>
-            <w:r>
-              <w:rPr>
-                <w:rFonts w:ascii="BRH Malayalam Extra" w:hAnsi="BRH Malayalam Extra" w:cs="BRH Malayalam Extra"/>
-                <w:sz w:val="32"/>
-                <w:szCs w:val="40"/>
-              </w:rPr>
-              <w:t>—±¥kY | rU§ |</w:t>
+              <w:t>)-  rW—±¥kY | rU§ |</w:t>
             </w:r>
           </w:p>
           <w:p>
@@ -19648,6 +19637,7 @@
                 <w:rFonts w:cs="BRH Malayalam Extra"/>
                 <w:szCs w:val="40"/>
               </w:rPr>
+              <w:lastRenderedPageBreak/>
               <w:t>56</w:t>
             </w:r>
             <w:r>
@@ -19739,18 +19729,8 @@
                 <w:sz w:val="32"/>
                 <w:szCs w:val="40"/>
               </w:rPr>
-              <w:t>)</w:t>
-            </w:r>
-            <w:proofErr w:type="gramStart"/>
-            <w:r>
-              <w:rPr>
-                <w:rFonts w:ascii="BRH Malayalam Extra" w:hAnsi="BRH Malayalam Extra" w:cs="BRH Malayalam Extra"/>
-                <w:sz w:val="32"/>
-                <w:szCs w:val="40"/>
-              </w:rPr>
-              <w:t>-  iy</w:t>
-            </w:r>
-            <w:proofErr w:type="gramEnd"/>
+              <w:t>)-  iy</w:t>
+            </w:r>
             <w:r>
               <w:rPr>
                 <w:rFonts w:ascii="BRH Malayalam Extra" w:hAnsi="BRH Malayalam Extra" w:cs="BRH Malayalam Extra"/>
@@ -20024,25 +20004,7 @@
                 <w:sz w:val="32"/>
                 <w:szCs w:val="40"/>
               </w:rPr>
-              <w:t>)</w:t>
-            </w:r>
-            <w:proofErr w:type="gramStart"/>
-            <w:r>
-              <w:rPr>
-                <w:rFonts w:ascii="BRH Malayalam Extra" w:hAnsi="BRH Malayalam Extra" w:cs="BRH Malayalam Extra"/>
-                <w:sz w:val="32"/>
-                <w:szCs w:val="40"/>
-              </w:rPr>
-              <w:t>-  dpx</w:t>
-            </w:r>
-            <w:proofErr w:type="gramEnd"/>
-            <w:r>
-              <w:rPr>
-                <w:rFonts w:ascii="BRH Malayalam Extra" w:hAnsi="BRH Malayalam Extra" w:cs="BRH Malayalam Extra"/>
-                <w:sz w:val="32"/>
-                <w:szCs w:val="40"/>
-              </w:rPr>
-              <w:t>˜±¥kY | öZy</w:t>
+              <w:t>)-  dpx˜±¥kY | öZy</w:t>
             </w:r>
             <w:r>
               <w:rPr>
@@ -20191,7 +20153,6 @@
                 <w:sz w:val="32"/>
                 <w:szCs w:val="40"/>
               </w:rPr>
-              <w:lastRenderedPageBreak/>
               <w:t>dpx˜±¥kY öZy</w:t>
             </w:r>
             <w:r>
@@ -20240,7 +20201,6 @@
                 <w:rFonts w:cs="BRH Malayalam Extra"/>
                 <w:szCs w:val="40"/>
               </w:rPr>
-              <w:lastRenderedPageBreak/>
               <w:t>56</w:t>
             </w:r>
             <w:r>
@@ -20332,18 +20292,8 @@
                 <w:sz w:val="32"/>
                 <w:szCs w:val="40"/>
               </w:rPr>
-              <w:t>)</w:t>
-            </w:r>
-            <w:proofErr w:type="gramStart"/>
-            <w:r>
-              <w:rPr>
-                <w:rFonts w:ascii="BRH Malayalam Extra" w:hAnsi="BRH Malayalam Extra" w:cs="BRH Malayalam Extra"/>
-                <w:sz w:val="32"/>
-                <w:szCs w:val="40"/>
-              </w:rPr>
-              <w:t>-  iy</w:t>
-            </w:r>
-            <w:proofErr w:type="gramEnd"/>
+              <w:t>)-  iy</w:t>
+            </w:r>
             <w:r>
               <w:rPr>
                 <w:rFonts w:ascii="BRH Malayalam Extra" w:hAnsi="BRH Malayalam Extra" w:cs="BRH Malayalam Extra"/>
@@ -20587,25 +20537,7 @@
                 <w:sz w:val="32"/>
                 <w:szCs w:val="40"/>
               </w:rPr>
-              <w:t>)</w:t>
-            </w:r>
-            <w:proofErr w:type="gramStart"/>
-            <w:r>
-              <w:rPr>
-                <w:rFonts w:ascii="BRH Malayalam Extra" w:hAnsi="BRH Malayalam Extra" w:cs="BRH Malayalam Extra"/>
-                <w:sz w:val="32"/>
-                <w:szCs w:val="40"/>
-              </w:rPr>
-              <w:t>-  dpx</w:t>
-            </w:r>
-            <w:proofErr w:type="gramEnd"/>
-            <w:r>
-              <w:rPr>
-                <w:rFonts w:ascii="BRH Malayalam Extra" w:hAnsi="BRH Malayalam Extra" w:cs="BRH Malayalam Extra"/>
-                <w:sz w:val="32"/>
-                <w:szCs w:val="40"/>
-              </w:rPr>
-              <w:t>˜±¥kY | öZy</w:t>
+              <w:t>)-  dpx˜±¥kY | öZy</w:t>
             </w:r>
             <w:r>
               <w:rPr>
@@ -20746,7 +20678,6 @@
                 <w:sz w:val="32"/>
                 <w:szCs w:val="40"/>
               </w:rPr>
-              <w:lastRenderedPageBreak/>
               <w:t>dpx˜±¥kY öZy</w:t>
             </w:r>
             <w:r>
@@ -20800,7 +20731,6 @@
                 <w:rFonts w:cs="BRH Malayalam Extra"/>
                 <w:szCs w:val="40"/>
               </w:rPr>
-              <w:lastRenderedPageBreak/>
               <w:t>60</w:t>
             </w:r>
             <w:r>
@@ -20892,18 +20822,8 @@
                 <w:sz w:val="32"/>
                 <w:szCs w:val="40"/>
               </w:rPr>
-              <w:t>)</w:t>
-            </w:r>
-            <w:proofErr w:type="gramStart"/>
-            <w:r>
-              <w:rPr>
-                <w:rFonts w:ascii="BRH Malayalam Extra" w:hAnsi="BRH Malayalam Extra" w:cs="BRH Malayalam Extra"/>
-                <w:sz w:val="32"/>
-                <w:szCs w:val="40"/>
-              </w:rPr>
-              <w:t>-  A</w:t>
-            </w:r>
-            <w:proofErr w:type="gramEnd"/>
+              <w:t>)-  A</w:t>
+            </w:r>
             <w:r>
               <w:rPr>
                 <w:rFonts w:ascii="BRH Malayalam Extra" w:hAnsi="BRH Malayalam Extra" w:cs="BRH Malayalam Extra"/>
@@ -21160,18 +21080,8 @@
                 <w:sz w:val="32"/>
                 <w:szCs w:val="40"/>
               </w:rPr>
-              <w:t>)</w:t>
-            </w:r>
-            <w:proofErr w:type="gramStart"/>
-            <w:r>
-              <w:rPr>
-                <w:rFonts w:ascii="BRH Malayalam Extra" w:hAnsi="BRH Malayalam Extra" w:cs="BRH Malayalam Extra"/>
-                <w:sz w:val="32"/>
-                <w:szCs w:val="40"/>
-              </w:rPr>
-              <w:t>-  A</w:t>
-            </w:r>
-            <w:proofErr w:type="gramEnd"/>
+              <w:t>)-  A</w:t>
+            </w:r>
             <w:r>
               <w:rPr>
                 <w:rFonts w:ascii="BRH Malayalam Extra" w:hAnsi="BRH Malayalam Extra" w:cs="BRH Malayalam Extra"/>
@@ -21425,18 +21335,8 @@
                 <w:sz w:val="32"/>
                 <w:szCs w:val="40"/>
               </w:rPr>
-              <w:t>)</w:t>
-            </w:r>
-            <w:proofErr w:type="gramStart"/>
-            <w:r>
-              <w:rPr>
-                <w:rFonts w:ascii="BRH Malayalam Extra" w:hAnsi="BRH Malayalam Extra" w:cs="BRH Malayalam Extra"/>
-                <w:sz w:val="32"/>
-                <w:szCs w:val="40"/>
-              </w:rPr>
-              <w:t>-  Zûx</w:t>
-            </w:r>
-            <w:proofErr w:type="gramEnd"/>
+              <w:t>)-  Zûx</w:t>
+            </w:r>
             <w:r>
               <w:rPr>
                 <w:rFonts w:ascii="BRH Malayalam Extra" w:hAnsi="BRH Malayalam Extra" w:cs="BRH Malayalam Extra"/>
@@ -21614,18 +21514,8 @@
                 <w:sz w:val="32"/>
                 <w:szCs w:val="40"/>
               </w:rPr>
-              <w:t>)</w:t>
-            </w:r>
-            <w:proofErr w:type="gramStart"/>
-            <w:r>
-              <w:rPr>
-                <w:rFonts w:ascii="BRH Malayalam Extra" w:hAnsi="BRH Malayalam Extra" w:cs="BRH Malayalam Extra"/>
-                <w:sz w:val="32"/>
-                <w:szCs w:val="40"/>
-              </w:rPr>
-              <w:t>-  Zûx</w:t>
-            </w:r>
-            <w:proofErr w:type="gramEnd"/>
+              <w:t>)-  Zûx</w:t>
+            </w:r>
             <w:r>
               <w:rPr>
                 <w:rFonts w:ascii="BRH Malayalam Extra" w:hAnsi="BRH Malayalam Extra" w:cs="BRH Malayalam Extra"/>
@@ -21799,18 +21689,8 @@
                 <w:sz w:val="32"/>
                 <w:szCs w:val="40"/>
               </w:rPr>
-              <w:t>)</w:t>
-            </w:r>
-            <w:proofErr w:type="gramStart"/>
-            <w:r>
-              <w:rPr>
-                <w:rFonts w:ascii="BRH Malayalam Extra" w:hAnsi="BRH Malayalam Extra" w:cs="BRH Malayalam Extra"/>
-                <w:sz w:val="32"/>
-                <w:szCs w:val="40"/>
-              </w:rPr>
-              <w:t>-  A</w:t>
-            </w:r>
-            <w:proofErr w:type="gramEnd"/>
+              <w:t>)-  A</w:t>
+            </w:r>
             <w:r>
               <w:rPr>
                 <w:rFonts w:ascii="BRH Malayalam Extra" w:hAnsi="BRH Malayalam Extra" w:cs="BRH Malayalam Extra"/>
@@ -22130,18 +22010,8 @@
                 <w:sz w:val="32"/>
                 <w:szCs w:val="40"/>
               </w:rPr>
-              <w:t>)</w:t>
-            </w:r>
-            <w:proofErr w:type="gramStart"/>
-            <w:r>
-              <w:rPr>
-                <w:rFonts w:ascii="BRH Malayalam Extra" w:hAnsi="BRH Malayalam Extra" w:cs="BRH Malayalam Extra"/>
-                <w:sz w:val="32"/>
-                <w:szCs w:val="40"/>
-              </w:rPr>
-              <w:t>-  A</w:t>
-            </w:r>
-            <w:proofErr w:type="gramEnd"/>
+              <w:t>)-  A</w:t>
+            </w:r>
             <w:r>
               <w:rPr>
                 <w:rFonts w:ascii="BRH Malayalam Extra" w:hAnsi="BRH Malayalam Extra" w:cs="BRH Malayalam Extra"/>
@@ -22478,25 +22348,7 @@
                 <w:sz w:val="32"/>
                 <w:szCs w:val="40"/>
               </w:rPr>
-              <w:t>)</w:t>
-            </w:r>
-            <w:proofErr w:type="gramStart"/>
-            <w:r>
-              <w:rPr>
-                <w:rFonts w:ascii="BRH Malayalam Extra" w:hAnsi="BRH Malayalam Extra" w:cs="BRH Malayalam Extra"/>
-                <w:sz w:val="32"/>
-                <w:szCs w:val="40"/>
-              </w:rPr>
-              <w:t>-  ZZ</w:t>
-            </w:r>
-            <w:proofErr w:type="gramEnd"/>
-            <w:r>
-              <w:rPr>
-                <w:rFonts w:ascii="BRH Malayalam Extra" w:hAnsi="BRH Malayalam Extra" w:cs="BRH Malayalam Extra"/>
-                <w:sz w:val="32"/>
-                <w:szCs w:val="40"/>
-              </w:rPr>
-              <w:t>§ | t</w:t>
+              <w:t>)-  ZZ§ | t</w:t>
             </w:r>
             <w:r>
               <w:rPr>
@@ -22747,18 +22599,8 @@
                 <w:sz w:val="32"/>
                 <w:szCs w:val="40"/>
               </w:rPr>
-              <w:t>)</w:t>
-            </w:r>
-            <w:proofErr w:type="gramStart"/>
-            <w:r>
-              <w:rPr>
-                <w:rFonts w:ascii="BRH Malayalam Extra" w:hAnsi="BRH Malayalam Extra" w:cs="BRH Malayalam Extra"/>
-                <w:sz w:val="32"/>
-                <w:szCs w:val="40"/>
-              </w:rPr>
-              <w:t>-  t</w:t>
-            </w:r>
-            <w:proofErr w:type="gramEnd"/>
+              <w:t>)-  t</w:t>
+            </w:r>
             <w:r>
               <w:rPr>
                 <w:rFonts w:ascii="BRH Malayalam Extra" w:hAnsi="BRH Malayalam Extra" w:cs="BRH Malayalam Extra"/>
@@ -22820,6 +22662,7 @@
                 <w:sz w:val="32"/>
                 <w:szCs w:val="40"/>
               </w:rPr>
+              <w:lastRenderedPageBreak/>
               <w:t>t</w:t>
             </w:r>
             <w:r>
@@ -23034,18 +22877,8 @@
                 <w:sz w:val="32"/>
                 <w:szCs w:val="40"/>
               </w:rPr>
-              <w:t>)</w:t>
-            </w:r>
-            <w:proofErr w:type="gramStart"/>
-            <w:r>
-              <w:rPr>
-                <w:rFonts w:ascii="BRH Malayalam Extra" w:hAnsi="BRH Malayalam Extra" w:cs="BRH Malayalam Extra"/>
-                <w:sz w:val="32"/>
-                <w:szCs w:val="40"/>
-              </w:rPr>
-              <w:t>-  t</w:t>
-            </w:r>
-            <w:proofErr w:type="gramEnd"/>
+              <w:t>)-  t</w:t>
+            </w:r>
             <w:r>
               <w:rPr>
                 <w:rFonts w:ascii="BRH Malayalam Extra" w:hAnsi="BRH Malayalam Extra" w:cs="BRH Malayalam Extra"/>
@@ -23203,6 +23036,7 @@
                 <w:rFonts w:cs="BRH Malayalam Extra"/>
                 <w:szCs w:val="40"/>
               </w:rPr>
+              <w:lastRenderedPageBreak/>
               <w:t>52</w:t>
             </w:r>
             <w:r>
@@ -23294,25 +23128,7 @@
                 <w:sz w:val="32"/>
                 <w:szCs w:val="40"/>
               </w:rPr>
-              <w:t>)</w:t>
-            </w:r>
-            <w:proofErr w:type="gramStart"/>
-            <w:r>
-              <w:rPr>
-                <w:rFonts w:ascii="BRH Malayalam Extra" w:hAnsi="BRH Malayalam Extra" w:cs="BRH Malayalam Extra"/>
-                <w:sz w:val="32"/>
-                <w:szCs w:val="40"/>
-              </w:rPr>
-              <w:t>-  ZZ</w:t>
-            </w:r>
-            <w:proofErr w:type="gramEnd"/>
-            <w:r>
-              <w:rPr>
-                <w:rFonts w:ascii="BRH Malayalam Extra" w:hAnsi="BRH Malayalam Extra" w:cs="BRH Malayalam Extra"/>
-                <w:sz w:val="32"/>
-                <w:szCs w:val="40"/>
-              </w:rPr>
-              <w:t>§ | t</w:t>
+              <w:t>)-  ZZ§ | t</w:t>
             </w:r>
             <w:r>
               <w:rPr>
@@ -23554,18 +23370,8 @@
                 <w:sz w:val="32"/>
                 <w:szCs w:val="40"/>
               </w:rPr>
-              <w:t>)</w:t>
-            </w:r>
-            <w:proofErr w:type="gramStart"/>
-            <w:r>
-              <w:rPr>
-                <w:rFonts w:ascii="BRH Malayalam Extra" w:hAnsi="BRH Malayalam Extra" w:cs="BRH Malayalam Extra"/>
-                <w:sz w:val="32"/>
-                <w:szCs w:val="40"/>
-              </w:rPr>
-              <w:t>-  t</w:t>
-            </w:r>
-            <w:proofErr w:type="gramEnd"/>
+              <w:t>)-  t</w:t>
+            </w:r>
             <w:r>
               <w:rPr>
                 <w:rFonts w:ascii="BRH Malayalam Extra" w:hAnsi="BRH Malayalam Extra" w:cs="BRH Malayalam Extra"/>
@@ -23635,6 +23441,7 @@
                 <w:sz w:val="32"/>
                 <w:szCs w:val="40"/>
               </w:rPr>
+              <w:lastRenderedPageBreak/>
               <w:t>t</w:t>
             </w:r>
             <w:r>
@@ -23839,18 +23646,8 @@
                 <w:sz w:val="32"/>
                 <w:szCs w:val="40"/>
               </w:rPr>
-              <w:t>)</w:t>
-            </w:r>
-            <w:proofErr w:type="gramStart"/>
-            <w:r>
-              <w:rPr>
-                <w:rFonts w:ascii="BRH Malayalam Extra" w:hAnsi="BRH Malayalam Extra" w:cs="BRH Malayalam Extra"/>
-                <w:sz w:val="32"/>
-                <w:szCs w:val="40"/>
-              </w:rPr>
-              <w:t>-  t</w:t>
-            </w:r>
-            <w:proofErr w:type="gramEnd"/>
+              <w:t>)-  t</w:t>
+            </w:r>
             <w:r>
               <w:rPr>
                 <w:rFonts w:ascii="BRH Malayalam Extra" w:hAnsi="BRH Malayalam Extra" w:cs="BRH Malayalam Extra"/>
@@ -24010,6 +23807,7 @@
           <w:szCs w:val="32"/>
           <w:u w:val="single"/>
         </w:rPr>
+        <w:lastRenderedPageBreak/>
         <w:t>=========</w:t>
       </w:r>
     </w:p>
@@ -24086,7 +23884,6 @@
         </w:rPr>
         <w:t xml:space="preserve"> </w:t>
       </w:r>
-      <w:proofErr w:type="gramStart"/>
       <w:r>
         <w:rPr>
           <w:b/>
@@ -24105,18 +23902,7 @@
           <w:szCs w:val="32"/>
           <w:u w:val="single"/>
         </w:rPr>
-        <w:t xml:space="preserve"> Corrections</w:t>
-      </w:r>
-      <w:proofErr w:type="gramEnd"/>
-      <w:r>
-        <w:rPr>
-          <w:b/>
-          <w:bCs/>
-          <w:sz w:val="32"/>
-          <w:szCs w:val="32"/>
-          <w:u w:val="single"/>
-        </w:rPr>
-        <w:t xml:space="preserve"> – Observed Prior to </w:t>
+        <w:t xml:space="preserve"> Corrections – Observed Prior to </w:t>
       </w:r>
       <w:r>
         <w:rPr>

--- a/TS Jatai Ghanam Project/TS 1.7/TS 1.7 Jatai Malayalam Corrections.docx
+++ b/TS Jatai Ghanam Project/TS 1.7/TS 1.7 Jatai Malayalam Corrections.docx
@@ -50,10 +50,9 @@
           <w:bCs/>
           <w:sz w:val="32"/>
           <w:szCs w:val="32"/>
-          <w:highlight w:val="red"/>
           <w:u w:val="single"/>
         </w:rPr>
-        <w:t>?????</w:t>
+        <w:t>30th June 2026</w:t>
       </w:r>
       <w:r>
         <w:rPr>
@@ -3226,7 +3225,7 @@
       </w:tr>
       <w:tr>
         <w:trPr>
-          <w:trHeight w:val="906"/>
+          <w:trHeight w:val="1645"/>
         </w:trPr>
         <w:tc>
           <w:tcPr>
@@ -3246,8 +3245,9 @@
               <w:adjustRightInd w:val="0"/>
               <w:spacing w:line="240" w:lineRule="auto"/>
               <w:rPr>
-                <w:rFonts w:cs="BRH Malayalam Extra"/>
-                <w:color w:val="000000"/>
+                <w:rFonts w:ascii="BRH Malayalam Extra" w:hAnsi="BRH Malayalam Extra" w:cs="BRH Malayalam Extra"/>
+                <w:color w:val="000000"/>
+                <w:sz w:val="32"/>
                 <w:szCs w:val="40"/>
               </w:rPr>
             </w:pPr>
@@ -3257,6 +3257,7 @@
                 <w:color w:val="000000"/>
                 <w:szCs w:val="40"/>
               </w:rPr>
+              <w:lastRenderedPageBreak/>
               <w:t>23)</w:t>
             </w:r>
             <w:r>
@@ -3266,7 +3267,16 @@
                 <w:szCs w:val="40"/>
               </w:rPr>
               <w:tab/>
-              <w:t>1.7.1.1(18)-  Ap—tyZx |</w:t>
+              <w:t xml:space="preserve">1.7.1.1(18)-  </w:t>
+            </w:r>
+            <w:r>
+              <w:rPr>
+                <w:rFonts w:ascii="BRH Malayalam Extra" w:hAnsi="BRH Malayalam Extra" w:cs="BRH Malayalam Extra"/>
+                <w:color w:val="000000"/>
+                <w:sz w:val="32"/>
+                <w:szCs w:val="40"/>
+              </w:rPr>
+              <w:t>Ap—tyZx |</w:t>
             </w:r>
           </w:p>
           <w:p>
@@ -3284,11 +3294,39 @@
             </w:pPr>
             <w:r>
               <w:rPr>
-                <w:rFonts w:cs="BRH Malayalam Extra"/>
-                <w:color w:val="000000"/>
-                <w:szCs w:val="40"/>
-              </w:rPr>
-              <w:t xml:space="preserve">Ap—ty–¥Zjp— - ty–Zx– | </w:t>
+                <w:rFonts w:ascii="BRH Malayalam Extra" w:hAnsi="BRH Malayalam Extra" w:cs="BRH Malayalam Extra"/>
+                <w:color w:val="000000"/>
+                <w:sz w:val="32"/>
+                <w:szCs w:val="40"/>
+              </w:rPr>
+              <w:t>Ap—ty–¥Z</w:t>
+            </w:r>
+            <w:r>
+              <w:rPr>
+                <w:rFonts w:ascii="BRH Malayalam Extra" w:hAnsi="BRH Malayalam Extra" w:cs="BRH Malayalam Extra"/>
+                <w:color w:val="000000"/>
+                <w:sz w:val="32"/>
+                <w:szCs w:val="40"/>
+                <w:highlight w:val="yellow"/>
+              </w:rPr>
+              <w:t>j</w:t>
+            </w:r>
+            <w:r>
+              <w:rPr>
+                <w:rFonts w:ascii="BRH Malayalam Extra" w:hAnsi="BRH Malayalam Extra" w:cs="BRH Malayalam Extra"/>
+                <w:color w:val="000000"/>
+                <w:sz w:val="32"/>
+                <w:szCs w:val="40"/>
+              </w:rPr>
+              <w:t>p— - ty–Zx– |</w:t>
+            </w:r>
+            <w:r>
+              <w:rPr>
+                <w:rFonts w:cs="BRH Malayalam Extra"/>
+                <w:color w:val="000000"/>
+                <w:szCs w:val="40"/>
+              </w:rPr>
+              <w:t xml:space="preserve"> </w:t>
             </w:r>
           </w:p>
         </w:tc>
@@ -3310,8 +3348,9 @@
               <w:adjustRightInd w:val="0"/>
               <w:spacing w:line="240" w:lineRule="auto"/>
               <w:rPr>
-                <w:rFonts w:cs="BRH Malayalam Extra"/>
-                <w:color w:val="000000"/>
+                <w:rFonts w:ascii="BRH Malayalam Extra" w:hAnsi="BRH Malayalam Extra" w:cs="BRH Malayalam Extra"/>
+                <w:color w:val="000000"/>
+                <w:sz w:val="32"/>
                 <w:szCs w:val="40"/>
               </w:rPr>
             </w:pPr>
@@ -3330,7 +3369,16 @@
                 <w:szCs w:val="40"/>
               </w:rPr>
               <w:tab/>
-              <w:t>1.7.1.1(18)-  Ap—tyZx |</w:t>
+              <w:t xml:space="preserve">1.7.1.1(18)-  </w:t>
+            </w:r>
+            <w:r>
+              <w:rPr>
+                <w:rFonts w:ascii="BRH Malayalam Extra" w:hAnsi="BRH Malayalam Extra" w:cs="BRH Malayalam Extra"/>
+                <w:color w:val="000000"/>
+                <w:sz w:val="32"/>
+                <w:szCs w:val="40"/>
+              </w:rPr>
+              <w:t>Ap—tyZx |</w:t>
             </w:r>
           </w:p>
           <w:p>
@@ -3348,11 +3396,39 @@
             </w:pPr>
             <w:r>
               <w:rPr>
-                <w:rFonts w:cs="BRH Malayalam Extra"/>
-                <w:color w:val="000000"/>
-                <w:szCs w:val="40"/>
-              </w:rPr>
-              <w:t xml:space="preserve">Ap—ty–¥ZZõp— - ty–Zx– | </w:t>
+                <w:rFonts w:ascii="BRH Malayalam Extra" w:hAnsi="BRH Malayalam Extra" w:cs="BRH Malayalam Extra"/>
+                <w:color w:val="000000"/>
+                <w:sz w:val="32"/>
+                <w:szCs w:val="40"/>
+              </w:rPr>
+              <w:t>Ap—ty–¥Z</w:t>
+            </w:r>
+            <w:r>
+              <w:rPr>
+                <w:rFonts w:ascii="BRH Malayalam Extra" w:hAnsi="BRH Malayalam Extra" w:cs="BRH Malayalam Extra"/>
+                <w:color w:val="000000"/>
+                <w:sz w:val="32"/>
+                <w:szCs w:val="40"/>
+                <w:highlight w:val="green"/>
+              </w:rPr>
+              <w:t>Zõ</w:t>
+            </w:r>
+            <w:r>
+              <w:rPr>
+                <w:rFonts w:ascii="BRH Malayalam Extra" w:hAnsi="BRH Malayalam Extra" w:cs="BRH Malayalam Extra"/>
+                <w:color w:val="000000"/>
+                <w:sz w:val="32"/>
+                <w:szCs w:val="40"/>
+              </w:rPr>
+              <w:t>p— - ty–Zx– |</w:t>
+            </w:r>
+            <w:r>
+              <w:rPr>
+                <w:rFonts w:cs="BRH Malayalam Extra"/>
+                <w:color w:val="000000"/>
+                <w:szCs w:val="40"/>
+              </w:rPr>
+              <w:t xml:space="preserve"> </w:t>
             </w:r>
           </w:p>
         </w:tc>
@@ -3383,11 +3459,7 @@
           <w:u w:val="single"/>
         </w:rPr>
       </w:pPr>
-    </w:p>
-    <w:p>
-      <w:pPr>
-        <w:spacing w:before="0" w:line="240" w:lineRule="auto"/>
-        <w:jc w:val="center"/>
+      <w:r>
         <w:rPr>
           <w:b/>
           <w:bCs/>
@@ -3395,7 +3467,8 @@
           <w:szCs w:val="32"/>
           <w:u w:val="single"/>
         </w:rPr>
-      </w:pPr>
+        <w:t>================</w:t>
+      </w:r>
     </w:p>
     <w:p>
       <w:pPr>
@@ -5548,6 +5621,7 @@
                 <w:szCs w:val="40"/>
                 <w:lang w:val="it-IT"/>
               </w:rPr>
+              <w:lastRenderedPageBreak/>
               <w:t>D</w:t>
             </w:r>
             <w:r>
@@ -5685,6 +5759,7 @@
                 <w:rFonts w:cs="BRH Malayalam Extra"/>
                 <w:szCs w:val="40"/>
               </w:rPr>
+              <w:lastRenderedPageBreak/>
               <w:t>42</w:t>
             </w:r>
             <w:r>
@@ -6130,6 +6205,7 @@
                 <w:sz w:val="32"/>
                 <w:szCs w:val="40"/>
               </w:rPr>
+              <w:lastRenderedPageBreak/>
               <w:t>D</w:t>
             </w:r>
             <w:r>
@@ -9118,7 +9194,16 @@
                 <w:sz w:val="32"/>
                 <w:szCs w:val="40"/>
               </w:rPr>
-              <w:t xml:space="preserve">J eöe—jJ | </w:t>
+              <w:t xml:space="preserve">J </w:t>
+            </w:r>
+            <w:r>
+              <w:rPr>
+                <w:rFonts w:ascii="BRH Malayalam Extra" w:hAnsi="BRH Malayalam Extra" w:cs="BRH Malayalam Extra"/>
+                <w:sz w:val="32"/>
+                <w:szCs w:val="40"/>
+              </w:rPr>
+              <w:lastRenderedPageBreak/>
+              <w:t xml:space="preserve">eöe—jJ | </w:t>
             </w:r>
           </w:p>
         </w:tc>
@@ -9150,6 +9235,7 @@
                 <w:rFonts w:cs="BRH Malayalam Extra"/>
                 <w:szCs w:val="40"/>
               </w:rPr>
+              <w:lastRenderedPageBreak/>
               <w:t>75</w:t>
             </w:r>
             <w:r>
@@ -9413,6 +9499,7 @@
                 <w:sz w:val="32"/>
                 <w:szCs w:val="40"/>
               </w:rPr>
+              <w:lastRenderedPageBreak/>
               <w:t xml:space="preserve">eöe—jJ | </w:t>
             </w:r>
           </w:p>
@@ -12719,6 +12806,7 @@
                 <w:sz w:val="32"/>
                 <w:szCs w:val="40"/>
               </w:rPr>
+              <w:lastRenderedPageBreak/>
               <w:t>px</w:t>
             </w:r>
             <w:r>
@@ -12935,7 +13023,6 @@
                 <w:rFonts w:cs="BRH Malayalam Extra"/>
                 <w:szCs w:val="40"/>
               </w:rPr>
-              <w:lastRenderedPageBreak/>
               <w:t>11</w:t>
             </w:r>
             <w:r>
@@ -13727,6 +13814,7 @@
                 <w:sz w:val="32"/>
                 <w:szCs w:val="40"/>
               </w:rPr>
+              <w:lastRenderedPageBreak/>
               <w:t>px</w:t>
             </w:r>
             <w:r>
@@ -13941,7 +14029,6 @@
                 <w:rFonts w:cs="BRH Malayalam Extra"/>
                 <w:szCs w:val="40"/>
               </w:rPr>
-              <w:lastRenderedPageBreak/>
               <w:t>11</w:t>
             </w:r>
             <w:r>
@@ -17137,7 +17224,7 @@
       </w:tr>
       <w:tr>
         <w:trPr>
-          <w:trHeight w:val="2218"/>
+          <w:trHeight w:val="1226"/>
         </w:trPr>
         <w:tc>
           <w:tcPr>
@@ -19894,20 +19981,6 @@
                 <w:szCs w:val="40"/>
               </w:rPr>
             </w:pPr>
-          </w:p>
-          <w:p>
-            <w:pPr>
-              <w:widowControl w:val="0"/>
-              <w:autoSpaceDE w:val="0"/>
-              <w:autoSpaceDN w:val="0"/>
-              <w:adjustRightInd w:val="0"/>
-              <w:spacing w:before="0" w:line="240" w:lineRule="auto"/>
-              <w:rPr>
-                <w:rFonts w:ascii="BRH Malayalam Extra" w:hAnsi="BRH Malayalam Extra" w:cs="BRH Malayalam Extra"/>
-                <w:sz w:val="32"/>
-                <w:szCs w:val="40"/>
-              </w:rPr>
-            </w:pPr>
             <w:r>
               <w:rPr>
                 <w:rFonts w:cs="BRH Malayalam Extra"/>
@@ -20413,20 +20486,6 @@
               </w:rPr>
               <w:t xml:space="preserve">¥öZx dpx˜±¥kY | </w:t>
             </w:r>
-          </w:p>
-          <w:p>
-            <w:pPr>
-              <w:widowControl w:val="0"/>
-              <w:autoSpaceDE w:val="0"/>
-              <w:autoSpaceDN w:val="0"/>
-              <w:adjustRightInd w:val="0"/>
-              <w:spacing w:before="0" w:line="240" w:lineRule="auto"/>
-              <w:rPr>
-                <w:rFonts w:ascii="BRH Malayalam Extra" w:hAnsi="BRH Malayalam Extra" w:cs="BRH Malayalam Extra"/>
-                <w:sz w:val="32"/>
-                <w:szCs w:val="40"/>
-              </w:rPr>
-            </w:pPr>
           </w:p>
           <w:p>
             <w:pPr>
@@ -22662,7 +22721,6 @@
                 <w:sz w:val="32"/>
                 <w:szCs w:val="40"/>
               </w:rPr>
-              <w:lastRenderedPageBreak/>
               <w:t>t</w:t>
             </w:r>
             <w:r>
@@ -22786,6 +22844,7 @@
                 <w:rFonts w:cs="BRH Malayalam Extra"/>
                 <w:szCs w:val="40"/>
               </w:rPr>
+              <w:lastRenderedPageBreak/>
               <w:t>54</w:t>
             </w:r>
             <w:r>
@@ -23441,7 +23500,6 @@
                 <w:sz w:val="32"/>
                 <w:szCs w:val="40"/>
               </w:rPr>
-              <w:lastRenderedPageBreak/>
               <w:t>t</w:t>
             </w:r>
             <w:r>
@@ -23555,6 +23613,7 @@
                 <w:rFonts w:cs="BRH Malayalam Extra"/>
                 <w:szCs w:val="40"/>
               </w:rPr>
+              <w:lastRenderedPageBreak/>
               <w:t>54</w:t>
             </w:r>
             <w:r>
@@ -23808,8 +23867,21 @@
           <w:u w:val="single"/>
         </w:rPr>
         <w:lastRenderedPageBreak/>
-        <w:t>=========</w:t>
+        <w:t>==========</w:t>
       </w:r>
+    </w:p>
+    <w:p>
+      <w:pPr>
+        <w:spacing w:before="0" w:line="240" w:lineRule="auto"/>
+        <w:jc w:val="center"/>
+        <w:rPr>
+          <w:b/>
+          <w:bCs/>
+          <w:sz w:val="32"/>
+          <w:szCs w:val="32"/>
+          <w:u w:val="single"/>
+        </w:rPr>
+      </w:pPr>
     </w:p>
     <w:p>
       <w:pPr>
@@ -23831,17 +23903,6 @@
           <w:szCs w:val="32"/>
           <w:u w:val="single"/>
         </w:rPr>
-        <w:br w:type="page"/>
-      </w:r>
-      <w:r>
-        <w:rPr>
-          <w:b/>
-          <w:bCs/>
-          <w:sz w:val="32"/>
-          <w:szCs w:val="32"/>
-          <w:u w:val="single"/>
-        </w:rPr>
-        <w:lastRenderedPageBreak/>
         <w:t xml:space="preserve">TS </w:t>
       </w:r>
       <w:r>
